--- a/documents/Backend.docx
+++ b/documents/Backend.docx
@@ -7,7 +7,7 @@
         <w:pStyle w:val="Normal"/>
         <w:widowControl/>
         <w:suppressAutoHyphens w:val="true"/>
-        <w:overflowPunct w:val="false"/>
+        <w:overflowPunct w:val="true"/>
         <w:bidi w:val="0"/>
         <w:spacing w:before="0" w:after="0"/>
         <w:ind w:hanging="0" w:start="-540" w:end="-449"/>
@@ -34,7 +34,7 @@
         <w:pStyle w:val="Normal"/>
         <w:widowControl/>
         <w:suppressAutoHyphens w:val="true"/>
-        <w:overflowPunct w:val="false"/>
+        <w:overflowPunct w:val="true"/>
         <w:bidi w:val="0"/>
         <w:spacing w:before="0" w:after="0"/>
         <w:ind w:hanging="0" w:start="-540" w:end="-449"/>
@@ -61,7 +61,7 @@
         <w:pStyle w:val="Normal"/>
         <w:widowControl/>
         <w:suppressAutoHyphens w:val="true"/>
-        <w:overflowPunct w:val="false"/>
+        <w:overflowPunct w:val="true"/>
         <w:bidi w:val="0"/>
         <w:spacing w:before="0" w:after="0"/>
         <w:ind w:hanging="0" w:start="-540" w:end="-449"/>
@@ -85,31 +85,31 @@
         <w:pStyle w:val="Normal"/>
         <w:widowControl/>
         <w:suppressAutoHyphens w:val="true"/>
-        <w:overflowPunct w:val="false"/>
-        <w:bidi w:val="0"/>
-        <w:spacing w:before="0" w:after="0"/>
-        <w:ind w:hanging="0" w:start="-540" w:end="-449"/>
-        <w:jc w:val="start"/>
-        <w:rPr>
-          <w:rFonts w:ascii="Times New Roman" w:hAnsi="Times New Roman"/>
-          <w:sz w:val="30"/>
-          <w:szCs w:val="30"/>
-        </w:rPr>
-      </w:pPr>
-      <w:r>
-        <w:rPr>
-          <w:rFonts w:ascii="Times New Roman" w:hAnsi="Times New Roman"/>
-          <w:sz w:val="30"/>
-          <w:szCs w:val="30"/>
-        </w:rPr>
-      </w:r>
-    </w:p>
-    <w:p>
-      <w:pPr>
-        <w:pStyle w:val="Normal"/>
-        <w:widowControl/>
-        <w:suppressAutoHyphens w:val="true"/>
-        <w:overflowPunct w:val="false"/>
+        <w:overflowPunct w:val="true"/>
+        <w:bidi w:val="0"/>
+        <w:spacing w:before="0" w:after="0"/>
+        <w:ind w:hanging="0" w:start="-540" w:end="-449"/>
+        <w:jc w:val="start"/>
+        <w:rPr>
+          <w:rFonts w:ascii="Times New Roman" w:hAnsi="Times New Roman"/>
+          <w:sz w:val="30"/>
+          <w:szCs w:val="30"/>
+        </w:rPr>
+      </w:pPr>
+      <w:r>
+        <w:rPr>
+          <w:rFonts w:ascii="Times New Roman" w:hAnsi="Times New Roman"/>
+          <w:sz w:val="30"/>
+          <w:szCs w:val="30"/>
+        </w:rPr>
+      </w:r>
+    </w:p>
+    <w:p>
+      <w:pPr>
+        <w:pStyle w:val="Normal"/>
+        <w:widowControl/>
+        <w:suppressAutoHyphens w:val="true"/>
+        <w:overflowPunct w:val="true"/>
         <w:bidi w:val="0"/>
         <w:spacing w:before="0" w:after="0"/>
         <w:ind w:hanging="0" w:start="-540" w:end="-449"/>
@@ -136,7 +136,7 @@
         <w:pStyle w:val="Normal"/>
         <w:widowControl/>
         <w:suppressAutoHyphens w:val="true"/>
-        <w:overflowPunct w:val="false"/>
+        <w:overflowPunct w:val="true"/>
         <w:bidi w:val="0"/>
         <w:spacing w:before="0" w:after="0"/>
         <w:ind w:hanging="0" w:start="-540" w:end="-449"/>
@@ -160,7 +160,7 @@
         <w:pStyle w:val="Normal"/>
         <w:widowControl/>
         <w:suppressAutoHyphens w:val="true"/>
-        <w:overflowPunct w:val="false"/>
+        <w:overflowPunct w:val="true"/>
         <w:bidi w:val="0"/>
         <w:spacing w:before="0" w:after="0"/>
         <w:ind w:hanging="0" w:start="-540" w:end="-449"/>
@@ -184,31 +184,31 @@
         <w:pStyle w:val="Normal"/>
         <w:widowControl/>
         <w:suppressAutoHyphens w:val="true"/>
-        <w:overflowPunct w:val="false"/>
-        <w:bidi w:val="0"/>
-        <w:spacing w:before="0" w:after="0"/>
-        <w:ind w:hanging="0" w:start="-540" w:end="-449"/>
-        <w:jc w:val="start"/>
-        <w:rPr>
-          <w:rFonts w:ascii="Times New Roman" w:hAnsi="Times New Roman"/>
-          <w:sz w:val="30"/>
-          <w:szCs w:val="30"/>
-        </w:rPr>
-      </w:pPr>
-      <w:r>
-        <w:rPr>
-          <w:rFonts w:ascii="Times New Roman" w:hAnsi="Times New Roman"/>
-          <w:sz w:val="30"/>
-          <w:szCs w:val="30"/>
-        </w:rPr>
-      </w:r>
-    </w:p>
-    <w:p>
-      <w:pPr>
-        <w:pStyle w:val="Normal"/>
-        <w:widowControl/>
-        <w:suppressAutoHyphens w:val="true"/>
-        <w:overflowPunct w:val="false"/>
+        <w:overflowPunct w:val="true"/>
+        <w:bidi w:val="0"/>
+        <w:spacing w:before="0" w:after="0"/>
+        <w:ind w:hanging="0" w:start="-540" w:end="-449"/>
+        <w:jc w:val="start"/>
+        <w:rPr>
+          <w:rFonts w:ascii="Times New Roman" w:hAnsi="Times New Roman"/>
+          <w:sz w:val="30"/>
+          <w:szCs w:val="30"/>
+        </w:rPr>
+      </w:pPr>
+      <w:r>
+        <w:rPr>
+          <w:rFonts w:ascii="Times New Roman" w:hAnsi="Times New Roman"/>
+          <w:sz w:val="30"/>
+          <w:szCs w:val="30"/>
+        </w:rPr>
+      </w:r>
+    </w:p>
+    <w:p>
+      <w:pPr>
+        <w:pStyle w:val="Normal"/>
+        <w:widowControl/>
+        <w:suppressAutoHyphens w:val="true"/>
+        <w:overflowPunct w:val="true"/>
         <w:bidi w:val="0"/>
         <w:spacing w:before="0" w:after="0"/>
         <w:ind w:hanging="0" w:start="-540" w:end="-449"/>
@@ -235,7 +235,7 @@
         <w:pStyle w:val="Normal"/>
         <w:widowControl/>
         <w:suppressAutoHyphens w:val="true"/>
-        <w:overflowPunct w:val="false"/>
+        <w:overflowPunct w:val="true"/>
         <w:bidi w:val="0"/>
         <w:spacing w:before="0" w:after="0"/>
         <w:ind w:hanging="0" w:start="-540" w:end="-449"/>
@@ -259,7 +259,7 @@
         <w:pStyle w:val="Normal"/>
         <w:widowControl/>
         <w:suppressAutoHyphens w:val="true"/>
-        <w:overflowPunct w:val="false"/>
+        <w:overflowPunct w:val="true"/>
         <w:bidi w:val="0"/>
         <w:spacing w:before="0" w:after="0"/>
         <w:ind w:hanging="0" w:start="-540" w:end="-449"/>
@@ -284,31 +284,31 @@
         <w:pStyle w:val="Normal"/>
         <w:widowControl/>
         <w:suppressAutoHyphens w:val="true"/>
-        <w:overflowPunct w:val="false"/>
-        <w:bidi w:val="0"/>
-        <w:spacing w:before="0" w:after="0"/>
-        <w:ind w:hanging="0" w:start="-540" w:end="-449"/>
-        <w:jc w:val="start"/>
-        <w:rPr>
-          <w:rFonts w:ascii="Times New Roman" w:hAnsi="Times New Roman"/>
-          <w:sz w:val="30"/>
-          <w:szCs w:val="30"/>
-        </w:rPr>
-      </w:pPr>
-      <w:r>
-        <w:rPr>
-          <w:rFonts w:ascii="Times New Roman" w:hAnsi="Times New Roman"/>
-          <w:sz w:val="30"/>
-          <w:szCs w:val="30"/>
-        </w:rPr>
-      </w:r>
-    </w:p>
-    <w:p>
-      <w:pPr>
-        <w:pStyle w:val="Normal"/>
-        <w:widowControl/>
-        <w:suppressAutoHyphens w:val="true"/>
-        <w:overflowPunct w:val="false"/>
+        <w:overflowPunct w:val="true"/>
+        <w:bidi w:val="0"/>
+        <w:spacing w:before="0" w:after="0"/>
+        <w:ind w:hanging="0" w:start="-540" w:end="-449"/>
+        <w:jc w:val="start"/>
+        <w:rPr>
+          <w:rFonts w:ascii="Times New Roman" w:hAnsi="Times New Roman"/>
+          <w:sz w:val="30"/>
+          <w:szCs w:val="30"/>
+        </w:rPr>
+      </w:pPr>
+      <w:r>
+        <w:rPr>
+          <w:rFonts w:ascii="Times New Roman" w:hAnsi="Times New Roman"/>
+          <w:sz w:val="30"/>
+          <w:szCs w:val="30"/>
+        </w:rPr>
+      </w:r>
+    </w:p>
+    <w:p>
+      <w:pPr>
+        <w:pStyle w:val="Normal"/>
+        <w:widowControl/>
+        <w:suppressAutoHyphens w:val="true"/>
+        <w:overflowPunct w:val="true"/>
         <w:bidi w:val="0"/>
         <w:spacing w:before="0" w:after="0"/>
         <w:ind w:hanging="0" w:start="-540" w:end="-449"/>
@@ -335,7 +335,7 @@
         <w:pStyle w:val="Normal"/>
         <w:widowControl/>
         <w:suppressAutoHyphens w:val="true"/>
-        <w:overflowPunct w:val="false"/>
+        <w:overflowPunct w:val="true"/>
         <w:bidi w:val="0"/>
         <w:spacing w:before="0" w:after="0"/>
         <w:ind w:hanging="0" w:start="-540" w:end="-449"/>
@@ -359,7 +359,7 @@
         <w:pStyle w:val="Normal"/>
         <w:widowControl/>
         <w:suppressAutoHyphens w:val="true"/>
-        <w:overflowPunct w:val="false"/>
+        <w:overflowPunct w:val="true"/>
         <w:bidi w:val="0"/>
         <w:spacing w:before="0" w:after="0"/>
         <w:ind w:hanging="0" w:start="-540" w:end="-449"/>
@@ -383,31 +383,31 @@
         <w:pStyle w:val="Normal"/>
         <w:widowControl/>
         <w:suppressAutoHyphens w:val="true"/>
-        <w:overflowPunct w:val="false"/>
-        <w:bidi w:val="0"/>
-        <w:spacing w:before="0" w:after="0"/>
-        <w:ind w:hanging="0" w:start="-540" w:end="-449"/>
-        <w:jc w:val="start"/>
-        <w:rPr>
-          <w:rFonts w:ascii="Times New Roman" w:hAnsi="Times New Roman"/>
-          <w:sz w:val="30"/>
-          <w:szCs w:val="30"/>
-        </w:rPr>
-      </w:pPr>
-      <w:r>
-        <w:rPr>
-          <w:rFonts w:ascii="Times New Roman" w:hAnsi="Times New Roman"/>
-          <w:sz w:val="30"/>
-          <w:szCs w:val="30"/>
-        </w:rPr>
-      </w:r>
-    </w:p>
-    <w:p>
-      <w:pPr>
-        <w:pStyle w:val="Normal"/>
-        <w:widowControl/>
-        <w:suppressAutoHyphens w:val="true"/>
-        <w:overflowPunct w:val="false"/>
+        <w:overflowPunct w:val="true"/>
+        <w:bidi w:val="0"/>
+        <w:spacing w:before="0" w:after="0"/>
+        <w:ind w:hanging="0" w:start="-540" w:end="-449"/>
+        <w:jc w:val="start"/>
+        <w:rPr>
+          <w:rFonts w:ascii="Times New Roman" w:hAnsi="Times New Roman"/>
+          <w:sz w:val="30"/>
+          <w:szCs w:val="30"/>
+        </w:rPr>
+      </w:pPr>
+      <w:r>
+        <w:rPr>
+          <w:rFonts w:ascii="Times New Roman" w:hAnsi="Times New Roman"/>
+          <w:sz w:val="30"/>
+          <w:szCs w:val="30"/>
+        </w:rPr>
+      </w:r>
+    </w:p>
+    <w:p>
+      <w:pPr>
+        <w:pStyle w:val="Normal"/>
+        <w:widowControl/>
+        <w:suppressAutoHyphens w:val="true"/>
+        <w:overflowPunct w:val="true"/>
         <w:bidi w:val="0"/>
         <w:spacing w:before="0" w:after="0"/>
         <w:ind w:hanging="0" w:start="-540" w:end="-449"/>
@@ -434,7 +434,7 @@
         <w:pStyle w:val="Normal"/>
         <w:widowControl/>
         <w:suppressAutoHyphens w:val="true"/>
-        <w:overflowPunct w:val="false"/>
+        <w:overflowPunct w:val="true"/>
         <w:bidi w:val="0"/>
         <w:spacing w:before="0" w:after="0"/>
         <w:ind w:hanging="0" w:start="-540" w:end="-449"/>
@@ -458,7 +458,7 @@
         <w:pStyle w:val="Normal"/>
         <w:widowControl/>
         <w:suppressAutoHyphens w:val="true"/>
-        <w:overflowPunct w:val="false"/>
+        <w:overflowPunct w:val="true"/>
         <w:bidi w:val="0"/>
         <w:spacing w:before="0" w:after="0"/>
         <w:ind w:hanging="0" w:start="-540" w:end="-449"/>
@@ -482,31 +482,31 @@
         <w:pStyle w:val="Normal"/>
         <w:widowControl/>
         <w:suppressAutoHyphens w:val="true"/>
-        <w:overflowPunct w:val="false"/>
-        <w:bidi w:val="0"/>
-        <w:spacing w:before="0" w:after="0"/>
-        <w:ind w:hanging="0" w:start="-540" w:end="-449"/>
-        <w:jc w:val="start"/>
-        <w:rPr>
-          <w:rFonts w:ascii="Times New Roman" w:hAnsi="Times New Roman"/>
-          <w:sz w:val="30"/>
-          <w:szCs w:val="30"/>
-        </w:rPr>
-      </w:pPr>
-      <w:r>
-        <w:rPr>
-          <w:rFonts w:ascii="Times New Roman" w:hAnsi="Times New Roman"/>
-          <w:sz w:val="30"/>
-          <w:szCs w:val="30"/>
-        </w:rPr>
-      </w:r>
-    </w:p>
-    <w:p>
-      <w:pPr>
-        <w:pStyle w:val="Normal"/>
-        <w:widowControl/>
-        <w:suppressAutoHyphens w:val="true"/>
-        <w:overflowPunct w:val="false"/>
+        <w:overflowPunct w:val="true"/>
+        <w:bidi w:val="0"/>
+        <w:spacing w:before="0" w:after="0"/>
+        <w:ind w:hanging="0" w:start="-540" w:end="-449"/>
+        <w:jc w:val="start"/>
+        <w:rPr>
+          <w:rFonts w:ascii="Times New Roman" w:hAnsi="Times New Roman"/>
+          <w:sz w:val="30"/>
+          <w:szCs w:val="30"/>
+        </w:rPr>
+      </w:pPr>
+      <w:r>
+        <w:rPr>
+          <w:rFonts w:ascii="Times New Roman" w:hAnsi="Times New Roman"/>
+          <w:sz w:val="30"/>
+          <w:szCs w:val="30"/>
+        </w:rPr>
+      </w:r>
+    </w:p>
+    <w:p>
+      <w:pPr>
+        <w:pStyle w:val="Normal"/>
+        <w:widowControl/>
+        <w:suppressAutoHyphens w:val="true"/>
+        <w:overflowPunct w:val="true"/>
         <w:bidi w:val="0"/>
         <w:spacing w:before="0" w:after="0"/>
         <w:ind w:hanging="0" w:start="-540" w:end="-449"/>
@@ -533,7 +533,7 @@
         <w:pStyle w:val="Normal"/>
         <w:widowControl/>
         <w:suppressAutoHyphens w:val="true"/>
-        <w:overflowPunct w:val="false"/>
+        <w:overflowPunct w:val="true"/>
         <w:bidi w:val="0"/>
         <w:spacing w:before="0" w:after="0"/>
         <w:ind w:hanging="0" w:start="-540" w:end="-449"/>
@@ -558,7 +558,7 @@
         <w:pStyle w:val="Normal"/>
         <w:widowControl/>
         <w:suppressAutoHyphens w:val="true"/>
-        <w:overflowPunct w:val="false"/>
+        <w:overflowPunct w:val="true"/>
         <w:bidi w:val="0"/>
         <w:spacing w:before="0" w:after="0"/>
         <w:ind w:hanging="0" w:start="-540" w:end="-449"/>
@@ -583,58 +583,58 @@
         <w:pStyle w:val="Normal"/>
         <w:widowControl/>
         <w:suppressAutoHyphens w:val="true"/>
-        <w:overflowPunct w:val="false"/>
-        <w:bidi w:val="0"/>
-        <w:spacing w:before="0" w:after="0"/>
-        <w:ind w:hanging="0" w:start="-540" w:end="-449"/>
-        <w:jc w:val="start"/>
-        <w:rPr>
-          <w:rFonts w:ascii="Times New Roman" w:hAnsi="Times New Roman"/>
-          <w:sz w:val="30"/>
-          <w:szCs w:val="30"/>
-        </w:rPr>
-      </w:pPr>
-      <w:r>
-        <w:rPr>
-          <w:rFonts w:ascii="Times New Roman" w:hAnsi="Times New Roman"/>
-          <w:sz w:val="30"/>
-          <w:szCs w:val="30"/>
-        </w:rPr>
-      </w:r>
-    </w:p>
-    <w:p>
-      <w:pPr>
-        <w:pStyle w:val="Normal"/>
-        <w:widowControl/>
-        <w:suppressAutoHyphens w:val="true"/>
-        <w:overflowPunct w:val="false"/>
-        <w:bidi w:val="0"/>
-        <w:spacing w:before="0" w:after="0"/>
-        <w:ind w:hanging="0" w:start="-540" w:end="-449"/>
-        <w:jc w:val="start"/>
-        <w:rPr>
-          <w:sz w:val="30"/>
-          <w:szCs w:val="30"/>
-        </w:rPr>
-      </w:pPr>
-      <w:r>
-        <w:rPr>
-          <w:rFonts w:ascii="Times New Roman" w:hAnsi="Times New Roman"/>
-          <w:b/>
-          <w:bCs/>
-          <w:color w:val="3465A4"/>
-          <w:sz w:val="30"/>
-          <w:szCs w:val="30"/>
-        </w:rPr>
-        <w:t>Mô tả cách quản lý phiên (session management) hoạt động trong các ứng dụng web</w:t>
-      </w:r>
-    </w:p>
-    <w:p>
-      <w:pPr>
-        <w:pStyle w:val="Normal"/>
-        <w:widowControl/>
-        <w:suppressAutoHyphens w:val="true"/>
-        <w:overflowPunct w:val="false"/>
+        <w:overflowPunct w:val="true"/>
+        <w:bidi w:val="0"/>
+        <w:spacing w:before="0" w:after="0"/>
+        <w:ind w:hanging="0" w:start="-540" w:end="-449"/>
+        <w:jc w:val="start"/>
+        <w:rPr>
+          <w:rFonts w:ascii="Times New Roman" w:hAnsi="Times New Roman"/>
+          <w:sz w:val="30"/>
+          <w:szCs w:val="30"/>
+        </w:rPr>
+      </w:pPr>
+      <w:r>
+        <w:rPr>
+          <w:rFonts w:ascii="Times New Roman" w:hAnsi="Times New Roman"/>
+          <w:sz w:val="30"/>
+          <w:szCs w:val="30"/>
+        </w:rPr>
+      </w:r>
+    </w:p>
+    <w:p>
+      <w:pPr>
+        <w:pStyle w:val="Normal"/>
+        <w:widowControl/>
+        <w:suppressAutoHyphens w:val="true"/>
+        <w:overflowPunct w:val="true"/>
+        <w:bidi w:val="0"/>
+        <w:spacing w:before="0" w:after="0"/>
+        <w:ind w:hanging="0" w:start="-540" w:end="-449"/>
+        <w:jc w:val="start"/>
+        <w:rPr>
+          <w:sz w:val="30"/>
+          <w:szCs w:val="30"/>
+        </w:rPr>
+      </w:pPr>
+      <w:r>
+        <w:rPr>
+          <w:rFonts w:ascii="Times New Roman" w:hAnsi="Times New Roman"/>
+          <w:b/>
+          <w:bCs/>
+          <w:color w:val="3465A4"/>
+          <w:sz w:val="30"/>
+          <w:szCs w:val="30"/>
+        </w:rPr>
+        <w:t>Mô tả cách quản lý phiên (session management) hoạt động trong các ứng dụng web.</w:t>
+      </w:r>
+    </w:p>
+    <w:p>
+      <w:pPr>
+        <w:pStyle w:val="Normal"/>
+        <w:widowControl/>
+        <w:suppressAutoHyphens w:val="true"/>
+        <w:overflowPunct w:val="true"/>
         <w:bidi w:val="0"/>
         <w:spacing w:before="0" w:after="0"/>
         <w:ind w:hanging="0" w:start="-540" w:end="-449"/>
@@ -658,31 +658,31 @@
         <w:pStyle w:val="Normal"/>
         <w:widowControl/>
         <w:suppressAutoHyphens w:val="true"/>
-        <w:overflowPunct w:val="false"/>
-        <w:bidi w:val="0"/>
-        <w:spacing w:before="0" w:after="0"/>
-        <w:ind w:hanging="0" w:start="-540" w:end="-449"/>
-        <w:jc w:val="start"/>
-        <w:rPr>
-          <w:rFonts w:ascii="Times New Roman" w:hAnsi="Times New Roman"/>
-          <w:sz w:val="30"/>
-          <w:szCs w:val="30"/>
-        </w:rPr>
-      </w:pPr>
-      <w:r>
-        <w:rPr>
-          <w:rFonts w:ascii="Times New Roman" w:hAnsi="Times New Roman"/>
-          <w:sz w:val="30"/>
-          <w:szCs w:val="30"/>
-        </w:rPr>
-      </w:r>
-    </w:p>
-    <w:p>
-      <w:pPr>
-        <w:pStyle w:val="Normal"/>
-        <w:widowControl/>
-        <w:suppressAutoHyphens w:val="true"/>
-        <w:overflowPunct w:val="false"/>
+        <w:overflowPunct w:val="true"/>
+        <w:bidi w:val="0"/>
+        <w:spacing w:before="0" w:after="0"/>
+        <w:ind w:hanging="0" w:start="-540" w:end="-449"/>
+        <w:jc w:val="start"/>
+        <w:rPr>
+          <w:rFonts w:ascii="Times New Roman" w:hAnsi="Times New Roman"/>
+          <w:sz w:val="30"/>
+          <w:szCs w:val="30"/>
+        </w:rPr>
+      </w:pPr>
+      <w:r>
+        <w:rPr>
+          <w:rFonts w:ascii="Times New Roman" w:hAnsi="Times New Roman"/>
+          <w:sz w:val="30"/>
+          <w:szCs w:val="30"/>
+        </w:rPr>
+      </w:r>
+    </w:p>
+    <w:p>
+      <w:pPr>
+        <w:pStyle w:val="Normal"/>
+        <w:widowControl/>
+        <w:suppressAutoHyphens w:val="true"/>
+        <w:overflowPunct w:val="true"/>
         <w:bidi w:val="0"/>
         <w:spacing w:before="0" w:after="0"/>
         <w:ind w:hanging="0" w:start="-540" w:end="-449"/>
@@ -709,7 +709,7 @@
         <w:pStyle w:val="Normal"/>
         <w:widowControl/>
         <w:suppressAutoHyphens w:val="true"/>
-        <w:overflowPunct w:val="false"/>
+        <w:overflowPunct w:val="true"/>
         <w:bidi w:val="0"/>
         <w:spacing w:before="0" w:after="0"/>
         <w:ind w:hanging="0" w:start="-540" w:end="-449"/>
@@ -733,31 +733,31 @@
         <w:pStyle w:val="Normal"/>
         <w:widowControl/>
         <w:suppressAutoHyphens w:val="true"/>
-        <w:overflowPunct w:val="false"/>
-        <w:bidi w:val="0"/>
-        <w:spacing w:before="0" w:after="0"/>
-        <w:ind w:hanging="0" w:start="-540" w:end="-449"/>
-        <w:jc w:val="start"/>
-        <w:rPr>
-          <w:rFonts w:ascii="Times New Roman" w:hAnsi="Times New Roman"/>
-          <w:sz w:val="30"/>
-          <w:szCs w:val="30"/>
-        </w:rPr>
-      </w:pPr>
-      <w:r>
-        <w:rPr>
-          <w:rFonts w:ascii="Times New Roman" w:hAnsi="Times New Roman"/>
-          <w:sz w:val="30"/>
-          <w:szCs w:val="30"/>
-        </w:rPr>
-      </w:r>
-    </w:p>
-    <w:p>
-      <w:pPr>
-        <w:pStyle w:val="Normal"/>
-        <w:widowControl/>
-        <w:suppressAutoHyphens w:val="true"/>
-        <w:overflowPunct w:val="false"/>
+        <w:overflowPunct w:val="true"/>
+        <w:bidi w:val="0"/>
+        <w:spacing w:before="0" w:after="0"/>
+        <w:ind w:hanging="0" w:start="-540" w:end="-449"/>
+        <w:jc w:val="start"/>
+        <w:rPr>
+          <w:rFonts w:ascii="Times New Roman" w:hAnsi="Times New Roman"/>
+          <w:sz w:val="30"/>
+          <w:szCs w:val="30"/>
+        </w:rPr>
+      </w:pPr>
+      <w:r>
+        <w:rPr>
+          <w:rFonts w:ascii="Times New Roman" w:hAnsi="Times New Roman"/>
+          <w:sz w:val="30"/>
+          <w:szCs w:val="30"/>
+        </w:rPr>
+      </w:r>
+    </w:p>
+    <w:p>
+      <w:pPr>
+        <w:pStyle w:val="Normal"/>
+        <w:widowControl/>
+        <w:suppressAutoHyphens w:val="true"/>
+        <w:overflowPunct w:val="true"/>
         <w:bidi w:val="0"/>
         <w:spacing w:before="0" w:after="0"/>
         <w:ind w:hanging="0" w:start="-540" w:end="-449"/>
@@ -784,7 +784,7 @@
         <w:pStyle w:val="Normal"/>
         <w:widowControl/>
         <w:suppressAutoHyphens w:val="true"/>
-        <w:overflowPunct w:val="false"/>
+        <w:overflowPunct w:val="true"/>
         <w:bidi w:val="0"/>
         <w:spacing w:before="0" w:after="0"/>
         <w:ind w:hanging="0" w:start="-540" w:end="-449"/>
@@ -808,58 +808,58 @@
         <w:pStyle w:val="Normal"/>
         <w:widowControl/>
         <w:suppressAutoHyphens w:val="true"/>
-        <w:overflowPunct w:val="false"/>
-        <w:bidi w:val="0"/>
-        <w:spacing w:before="0" w:after="0"/>
-        <w:ind w:hanging="0" w:start="-540" w:end="-449"/>
-        <w:jc w:val="start"/>
-        <w:rPr>
-          <w:rFonts w:ascii="Times New Roman" w:hAnsi="Times New Roman"/>
-          <w:sz w:val="30"/>
-          <w:szCs w:val="30"/>
-        </w:rPr>
-      </w:pPr>
-      <w:r>
-        <w:rPr>
-          <w:rFonts w:ascii="Times New Roman" w:hAnsi="Times New Roman"/>
-          <w:sz w:val="30"/>
-          <w:szCs w:val="30"/>
-        </w:rPr>
-      </w:r>
-    </w:p>
-    <w:p>
-      <w:pPr>
-        <w:pStyle w:val="Normal"/>
-        <w:widowControl/>
-        <w:suppressAutoHyphens w:val="true"/>
-        <w:overflowPunct w:val="false"/>
-        <w:bidi w:val="0"/>
-        <w:spacing w:before="0" w:after="0"/>
-        <w:ind w:hanging="0" w:start="-540" w:end="-449"/>
-        <w:jc w:val="start"/>
-        <w:rPr>
-          <w:sz w:val="30"/>
-          <w:szCs w:val="30"/>
-        </w:rPr>
-      </w:pPr>
-      <w:r>
-        <w:rPr>
-          <w:rFonts w:ascii="Times New Roman" w:hAnsi="Times New Roman"/>
-          <w:b/>
-          <w:bCs/>
-          <w:color w:val="3465A4"/>
-          <w:sz w:val="30"/>
-          <w:szCs w:val="30"/>
-        </w:rPr>
-        <w:t>Giải thích khái niệm “stateless” (không trạng thái) trong HTTP và cách nó ảnh hưởng đến các dịch vụ backend</w:t>
-      </w:r>
-    </w:p>
-    <w:p>
-      <w:pPr>
-        <w:pStyle w:val="Normal"/>
-        <w:widowControl/>
-        <w:suppressAutoHyphens w:val="true"/>
-        <w:overflowPunct w:val="false"/>
+        <w:overflowPunct w:val="true"/>
+        <w:bidi w:val="0"/>
+        <w:spacing w:before="0" w:after="0"/>
+        <w:ind w:hanging="0" w:start="-540" w:end="-449"/>
+        <w:jc w:val="start"/>
+        <w:rPr>
+          <w:rFonts w:ascii="Times New Roman" w:hAnsi="Times New Roman"/>
+          <w:sz w:val="30"/>
+          <w:szCs w:val="30"/>
+        </w:rPr>
+      </w:pPr>
+      <w:r>
+        <w:rPr>
+          <w:rFonts w:ascii="Times New Roman" w:hAnsi="Times New Roman"/>
+          <w:sz w:val="30"/>
+          <w:szCs w:val="30"/>
+        </w:rPr>
+      </w:r>
+    </w:p>
+    <w:p>
+      <w:pPr>
+        <w:pStyle w:val="Normal"/>
+        <w:widowControl/>
+        <w:suppressAutoHyphens w:val="true"/>
+        <w:overflowPunct w:val="true"/>
+        <w:bidi w:val="0"/>
+        <w:spacing w:before="0" w:after="0"/>
+        <w:ind w:hanging="0" w:start="-540" w:end="-449"/>
+        <w:jc w:val="start"/>
+        <w:rPr>
+          <w:sz w:val="30"/>
+          <w:szCs w:val="30"/>
+        </w:rPr>
+      </w:pPr>
+      <w:r>
+        <w:rPr>
+          <w:rFonts w:ascii="Times New Roman" w:hAnsi="Times New Roman"/>
+          <w:b/>
+          <w:bCs/>
+          <w:color w:val="3465A4"/>
+          <w:sz w:val="30"/>
+          <w:szCs w:val="30"/>
+        </w:rPr>
+        <w:t>Giải thích khái niệm “stateless” (không trạng thái) trong HTTP và cách nó ảnh hưởng đến các dịch vụ backend.</w:t>
+      </w:r>
+    </w:p>
+    <w:p>
+      <w:pPr>
+        <w:pStyle w:val="Normal"/>
+        <w:widowControl/>
+        <w:suppressAutoHyphens w:val="true"/>
+        <w:overflowPunct w:val="true"/>
         <w:bidi w:val="0"/>
         <w:spacing w:before="0" w:after="0"/>
         <w:ind w:hanging="0" w:start="-540" w:end="-449"/>
@@ -883,31 +883,31 @@
         <w:pStyle w:val="Normal"/>
         <w:widowControl/>
         <w:suppressAutoHyphens w:val="true"/>
-        <w:overflowPunct w:val="false"/>
-        <w:bidi w:val="0"/>
-        <w:spacing w:before="0" w:after="0"/>
-        <w:ind w:hanging="0" w:start="-540" w:end="-449"/>
-        <w:jc w:val="start"/>
-        <w:rPr>
-          <w:rFonts w:ascii="Times New Roman" w:hAnsi="Times New Roman"/>
-          <w:sz w:val="30"/>
-          <w:szCs w:val="30"/>
-        </w:rPr>
-      </w:pPr>
-      <w:r>
-        <w:rPr>
-          <w:rFonts w:ascii="Times New Roman" w:hAnsi="Times New Roman"/>
-          <w:sz w:val="30"/>
-          <w:szCs w:val="30"/>
-        </w:rPr>
-      </w:r>
-    </w:p>
-    <w:p>
-      <w:pPr>
-        <w:pStyle w:val="Normal"/>
-        <w:widowControl/>
-        <w:suppressAutoHyphens w:val="true"/>
-        <w:overflowPunct w:val="false"/>
+        <w:overflowPunct w:val="true"/>
+        <w:bidi w:val="0"/>
+        <w:spacing w:before="0" w:after="0"/>
+        <w:ind w:hanging="0" w:start="-540" w:end="-449"/>
+        <w:jc w:val="start"/>
+        <w:rPr>
+          <w:rFonts w:ascii="Times New Roman" w:hAnsi="Times New Roman"/>
+          <w:sz w:val="30"/>
+          <w:szCs w:val="30"/>
+        </w:rPr>
+      </w:pPr>
+      <w:r>
+        <w:rPr>
+          <w:rFonts w:ascii="Times New Roman" w:hAnsi="Times New Roman"/>
+          <w:sz w:val="30"/>
+          <w:szCs w:val="30"/>
+        </w:rPr>
+      </w:r>
+    </w:p>
+    <w:p>
+      <w:pPr>
+        <w:pStyle w:val="Normal"/>
+        <w:widowControl/>
+        <w:suppressAutoHyphens w:val="true"/>
+        <w:overflowPunct w:val="true"/>
         <w:bidi w:val="0"/>
         <w:spacing w:before="0" w:after="0"/>
         <w:ind w:hanging="0" w:start="-540" w:end="-449"/>
@@ -934,7 +934,7 @@
         <w:pStyle w:val="Normal"/>
         <w:widowControl/>
         <w:suppressAutoHyphens w:val="true"/>
-        <w:overflowPunct w:val="false"/>
+        <w:overflowPunct w:val="true"/>
         <w:bidi w:val="0"/>
         <w:spacing w:before="0" w:after="0"/>
         <w:ind w:hanging="0" w:start="-540" w:end="-449"/>
@@ -958,31 +958,31 @@
         <w:pStyle w:val="Normal"/>
         <w:widowControl/>
         <w:suppressAutoHyphens w:val="true"/>
-        <w:overflowPunct w:val="false"/>
-        <w:bidi w:val="0"/>
-        <w:spacing w:before="0" w:after="0"/>
-        <w:ind w:hanging="0" w:start="-540" w:end="-449"/>
-        <w:jc w:val="start"/>
-        <w:rPr>
-          <w:rFonts w:ascii="Times New Roman" w:hAnsi="Times New Roman"/>
-          <w:sz w:val="30"/>
-          <w:szCs w:val="30"/>
-        </w:rPr>
-      </w:pPr>
-      <w:r>
-        <w:rPr>
-          <w:rFonts w:ascii="Times New Roman" w:hAnsi="Times New Roman"/>
-          <w:sz w:val="30"/>
-          <w:szCs w:val="30"/>
-        </w:rPr>
-      </w:r>
-    </w:p>
-    <w:p>
-      <w:pPr>
-        <w:pStyle w:val="Normal"/>
-        <w:widowControl/>
-        <w:suppressAutoHyphens w:val="true"/>
-        <w:overflowPunct w:val="false"/>
+        <w:overflowPunct w:val="true"/>
+        <w:bidi w:val="0"/>
+        <w:spacing w:before="0" w:after="0"/>
+        <w:ind w:hanging="0" w:start="-540" w:end="-449"/>
+        <w:jc w:val="start"/>
+        <w:rPr>
+          <w:rFonts w:ascii="Times New Roman" w:hAnsi="Times New Roman"/>
+          <w:sz w:val="30"/>
+          <w:szCs w:val="30"/>
+        </w:rPr>
+      </w:pPr>
+      <w:r>
+        <w:rPr>
+          <w:rFonts w:ascii="Times New Roman" w:hAnsi="Times New Roman"/>
+          <w:sz w:val="30"/>
+          <w:szCs w:val="30"/>
+        </w:rPr>
+      </w:r>
+    </w:p>
+    <w:p>
+      <w:pPr>
+        <w:pStyle w:val="Normal"/>
+        <w:widowControl/>
+        <w:suppressAutoHyphens w:val="true"/>
+        <w:overflowPunct w:val="true"/>
         <w:bidi w:val="0"/>
         <w:spacing w:before="0" w:after="0"/>
         <w:ind w:hanging="0" w:start="-540" w:end="-449"/>
@@ -1009,7 +1009,7 @@
         <w:pStyle w:val="Normal"/>
         <w:widowControl/>
         <w:suppressAutoHyphens w:val="true"/>
-        <w:overflowPunct w:val="false"/>
+        <w:overflowPunct w:val="true"/>
         <w:bidi w:val="0"/>
         <w:spacing w:before="0" w:after="0"/>
         <w:ind w:hanging="0" w:start="-540" w:end="-449"/>
@@ -1033,31 +1033,31 @@
         <w:pStyle w:val="Normal"/>
         <w:widowControl/>
         <w:suppressAutoHyphens w:val="true"/>
-        <w:overflowPunct w:val="false"/>
-        <w:bidi w:val="0"/>
-        <w:spacing w:before="0" w:after="0"/>
-        <w:ind w:hanging="0" w:start="-540" w:end="-449"/>
-        <w:jc w:val="start"/>
-        <w:rPr>
-          <w:rFonts w:ascii="Times New Roman" w:hAnsi="Times New Roman"/>
-          <w:sz w:val="30"/>
-          <w:szCs w:val="30"/>
-        </w:rPr>
-      </w:pPr>
-      <w:r>
-        <w:rPr>
-          <w:rFonts w:ascii="Times New Roman" w:hAnsi="Times New Roman"/>
-          <w:sz w:val="30"/>
-          <w:szCs w:val="30"/>
-        </w:rPr>
-      </w:r>
-    </w:p>
-    <w:p>
-      <w:pPr>
-        <w:pStyle w:val="Normal"/>
-        <w:widowControl/>
-        <w:suppressAutoHyphens w:val="true"/>
-        <w:overflowPunct w:val="false"/>
+        <w:overflowPunct w:val="true"/>
+        <w:bidi w:val="0"/>
+        <w:spacing w:before="0" w:after="0"/>
+        <w:ind w:hanging="0" w:start="-540" w:end="-449"/>
+        <w:jc w:val="start"/>
+        <w:rPr>
+          <w:rFonts w:ascii="Times New Roman" w:hAnsi="Times New Roman"/>
+          <w:sz w:val="30"/>
+          <w:szCs w:val="30"/>
+        </w:rPr>
+      </w:pPr>
+      <w:r>
+        <w:rPr>
+          <w:rFonts w:ascii="Times New Roman" w:hAnsi="Times New Roman"/>
+          <w:sz w:val="30"/>
+          <w:szCs w:val="30"/>
+        </w:rPr>
+      </w:r>
+    </w:p>
+    <w:p>
+      <w:pPr>
+        <w:pStyle w:val="Normal"/>
+        <w:widowControl/>
+        <w:suppressAutoHyphens w:val="true"/>
+        <w:overflowPunct w:val="true"/>
         <w:bidi w:val="0"/>
         <w:spacing w:before="0" w:after="0"/>
         <w:ind w:hanging="0" w:start="-540" w:end="-449"/>
@@ -1084,7 +1084,7 @@
         <w:pStyle w:val="Normal"/>
         <w:widowControl/>
         <w:suppressAutoHyphens w:val="true"/>
-        <w:overflowPunct w:val="false"/>
+        <w:overflowPunct w:val="true"/>
         <w:bidi w:val="0"/>
         <w:spacing w:before="0" w:after="0"/>
         <w:ind w:hanging="0" w:start="-540" w:end="-449"/>
@@ -1108,31 +1108,31 @@
         <w:pStyle w:val="Normal"/>
         <w:widowControl/>
         <w:suppressAutoHyphens w:val="true"/>
-        <w:overflowPunct w:val="false"/>
-        <w:bidi w:val="0"/>
-        <w:spacing w:before="0" w:after="0"/>
-        <w:ind w:hanging="0" w:start="-540" w:end="-449"/>
-        <w:jc w:val="start"/>
-        <w:rPr>
-          <w:rFonts w:ascii="Times New Roman" w:hAnsi="Times New Roman"/>
-          <w:sz w:val="30"/>
-          <w:szCs w:val="30"/>
-        </w:rPr>
-      </w:pPr>
-      <w:r>
-        <w:rPr>
-          <w:rFonts w:ascii="Times New Roman" w:hAnsi="Times New Roman"/>
-          <w:sz w:val="30"/>
-          <w:szCs w:val="30"/>
-        </w:rPr>
-      </w:r>
-    </w:p>
-    <w:p>
-      <w:pPr>
-        <w:pStyle w:val="Normal"/>
-        <w:widowControl/>
-        <w:suppressAutoHyphens w:val="true"/>
-        <w:overflowPunct w:val="false"/>
+        <w:overflowPunct w:val="true"/>
+        <w:bidi w:val="0"/>
+        <w:spacing w:before="0" w:after="0"/>
+        <w:ind w:hanging="0" w:start="-540" w:end="-449"/>
+        <w:jc w:val="start"/>
+        <w:rPr>
+          <w:rFonts w:ascii="Times New Roman" w:hAnsi="Times New Roman"/>
+          <w:sz w:val="30"/>
+          <w:szCs w:val="30"/>
+        </w:rPr>
+      </w:pPr>
+      <w:r>
+        <w:rPr>
+          <w:rFonts w:ascii="Times New Roman" w:hAnsi="Times New Roman"/>
+          <w:sz w:val="30"/>
+          <w:szCs w:val="30"/>
+        </w:rPr>
+      </w:r>
+    </w:p>
+    <w:p>
+      <w:pPr>
+        <w:pStyle w:val="Normal"/>
+        <w:widowControl/>
+        <w:suppressAutoHyphens w:val="true"/>
+        <w:overflowPunct w:val="true"/>
         <w:bidi w:val="0"/>
         <w:spacing w:before="0" w:after="0"/>
         <w:ind w:hanging="0" w:start="-540" w:end="-449"/>
@@ -1159,7 +1159,7 @@
         <w:pStyle w:val="Normal"/>
         <w:widowControl/>
         <w:suppressAutoHyphens w:val="true"/>
-        <w:overflowPunct w:val="false"/>
+        <w:overflowPunct w:val="true"/>
         <w:bidi w:val="0"/>
         <w:spacing w:before="0" w:after="0"/>
         <w:ind w:hanging="0" w:start="-540" w:end="-449"/>
@@ -1183,31 +1183,31 @@
         <w:pStyle w:val="Normal"/>
         <w:widowControl/>
         <w:suppressAutoHyphens w:val="true"/>
-        <w:overflowPunct w:val="false"/>
-        <w:bidi w:val="0"/>
-        <w:spacing w:before="0" w:after="0"/>
-        <w:ind w:hanging="0" w:start="-540" w:end="-449"/>
-        <w:jc w:val="start"/>
-        <w:rPr>
-          <w:rFonts w:ascii="Times New Roman" w:hAnsi="Times New Roman"/>
-          <w:sz w:val="30"/>
-          <w:szCs w:val="30"/>
-        </w:rPr>
-      </w:pPr>
-      <w:r>
-        <w:rPr>
-          <w:rFonts w:ascii="Times New Roman" w:hAnsi="Times New Roman"/>
-          <w:sz w:val="30"/>
-          <w:szCs w:val="30"/>
-        </w:rPr>
-      </w:r>
-    </w:p>
-    <w:p>
-      <w:pPr>
-        <w:pStyle w:val="Normal"/>
-        <w:widowControl/>
-        <w:suppressAutoHyphens w:val="true"/>
-        <w:overflowPunct w:val="false"/>
+        <w:overflowPunct w:val="true"/>
+        <w:bidi w:val="0"/>
+        <w:spacing w:before="0" w:after="0"/>
+        <w:ind w:hanging="0" w:start="-540" w:end="-449"/>
+        <w:jc w:val="start"/>
+        <w:rPr>
+          <w:rFonts w:ascii="Times New Roman" w:hAnsi="Times New Roman"/>
+          <w:sz w:val="30"/>
+          <w:szCs w:val="30"/>
+        </w:rPr>
+      </w:pPr>
+      <w:r>
+        <w:rPr>
+          <w:rFonts w:ascii="Times New Roman" w:hAnsi="Times New Roman"/>
+          <w:sz w:val="30"/>
+          <w:szCs w:val="30"/>
+        </w:rPr>
+      </w:r>
+    </w:p>
+    <w:p>
+      <w:pPr>
+        <w:pStyle w:val="Normal"/>
+        <w:widowControl/>
+        <w:suppressAutoHyphens w:val="true"/>
+        <w:overflowPunct w:val="true"/>
         <w:bidi w:val="0"/>
         <w:spacing w:before="0" w:after="0"/>
         <w:ind w:hanging="0" w:start="-540" w:end="-449"/>
@@ -1234,7 +1234,7 @@
         <w:pStyle w:val="Normal"/>
         <w:widowControl/>
         <w:suppressAutoHyphens w:val="true"/>
-        <w:overflowPunct w:val="false"/>
+        <w:overflowPunct w:val="true"/>
         <w:bidi w:val="0"/>
         <w:spacing w:before="0" w:after="0"/>
         <w:ind w:hanging="0" w:start="-540" w:end="-449"/>
@@ -1258,31 +1258,31 @@
         <w:pStyle w:val="Normal"/>
         <w:widowControl/>
         <w:suppressAutoHyphens w:val="true"/>
-        <w:overflowPunct w:val="false"/>
-        <w:bidi w:val="0"/>
-        <w:spacing w:before="0" w:after="0"/>
-        <w:ind w:hanging="0" w:start="-540" w:end="-449"/>
-        <w:jc w:val="start"/>
-        <w:rPr>
-          <w:rFonts w:ascii="Times New Roman" w:hAnsi="Times New Roman"/>
-          <w:sz w:val="30"/>
-          <w:szCs w:val="30"/>
-        </w:rPr>
-      </w:pPr>
-      <w:r>
-        <w:rPr>
-          <w:rFonts w:ascii="Times New Roman" w:hAnsi="Times New Roman"/>
-          <w:sz w:val="30"/>
-          <w:szCs w:val="30"/>
-        </w:rPr>
-      </w:r>
-    </w:p>
-    <w:p>
-      <w:pPr>
-        <w:pStyle w:val="Normal"/>
-        <w:widowControl/>
-        <w:suppressAutoHyphens w:val="true"/>
-        <w:overflowPunct w:val="false"/>
+        <w:overflowPunct w:val="true"/>
+        <w:bidi w:val="0"/>
+        <w:spacing w:before="0" w:after="0"/>
+        <w:ind w:hanging="0" w:start="-540" w:end="-449"/>
+        <w:jc w:val="start"/>
+        <w:rPr>
+          <w:rFonts w:ascii="Times New Roman" w:hAnsi="Times New Roman"/>
+          <w:sz w:val="30"/>
+          <w:szCs w:val="30"/>
+        </w:rPr>
+      </w:pPr>
+      <w:r>
+        <w:rPr>
+          <w:rFonts w:ascii="Times New Roman" w:hAnsi="Times New Roman"/>
+          <w:sz w:val="30"/>
+          <w:szCs w:val="30"/>
+        </w:rPr>
+      </w:r>
+    </w:p>
+    <w:p>
+      <w:pPr>
+        <w:pStyle w:val="Normal"/>
+        <w:widowControl/>
+        <w:suppressAutoHyphens w:val="true"/>
+        <w:overflowPunct w:val="true"/>
         <w:bidi w:val="0"/>
         <w:spacing w:before="0" w:after="0"/>
         <w:ind w:hanging="0" w:start="-540" w:end="-449"/>
@@ -1309,7 +1309,7 @@
         <w:pStyle w:val="Normal"/>
         <w:widowControl/>
         <w:suppressAutoHyphens w:val="true"/>
-        <w:overflowPunct w:val="false"/>
+        <w:overflowPunct w:val="true"/>
         <w:bidi w:val="0"/>
         <w:spacing w:before="0" w:after="0"/>
         <w:ind w:hanging="0" w:start="-540" w:end="-449"/>
@@ -1333,31 +1333,31 @@
         <w:pStyle w:val="Normal"/>
         <w:widowControl/>
         <w:suppressAutoHyphens w:val="true"/>
-        <w:overflowPunct w:val="false"/>
-        <w:bidi w:val="0"/>
-        <w:spacing w:before="0" w:after="0"/>
-        <w:ind w:hanging="0" w:start="-540" w:end="-449"/>
-        <w:jc w:val="start"/>
-        <w:rPr>
-          <w:rFonts w:ascii="Times New Roman" w:hAnsi="Times New Roman"/>
-          <w:sz w:val="30"/>
-          <w:szCs w:val="30"/>
-        </w:rPr>
-      </w:pPr>
-      <w:r>
-        <w:rPr>
-          <w:rFonts w:ascii="Times New Roman" w:hAnsi="Times New Roman"/>
-          <w:sz w:val="30"/>
-          <w:szCs w:val="30"/>
-        </w:rPr>
-      </w:r>
-    </w:p>
-    <w:p>
-      <w:pPr>
-        <w:pStyle w:val="Normal"/>
-        <w:widowControl/>
-        <w:suppressAutoHyphens w:val="true"/>
-        <w:overflowPunct w:val="false"/>
+        <w:overflowPunct w:val="true"/>
+        <w:bidi w:val="0"/>
+        <w:spacing w:before="0" w:after="0"/>
+        <w:ind w:hanging="0" w:start="-540" w:end="-449"/>
+        <w:jc w:val="start"/>
+        <w:rPr>
+          <w:rFonts w:ascii="Times New Roman" w:hAnsi="Times New Roman"/>
+          <w:sz w:val="30"/>
+          <w:szCs w:val="30"/>
+        </w:rPr>
+      </w:pPr>
+      <w:r>
+        <w:rPr>
+          <w:rFonts w:ascii="Times New Roman" w:hAnsi="Times New Roman"/>
+          <w:sz w:val="30"/>
+          <w:szCs w:val="30"/>
+        </w:rPr>
+      </w:r>
+    </w:p>
+    <w:p>
+      <w:pPr>
+        <w:pStyle w:val="Normal"/>
+        <w:widowControl/>
+        <w:suppressAutoHyphens w:val="true"/>
+        <w:overflowPunct w:val="true"/>
         <w:bidi w:val="0"/>
         <w:spacing w:before="0" w:after="0"/>
         <w:ind w:hanging="0" w:start="-540" w:end="-449"/>
@@ -1384,7 +1384,7 @@
         <w:pStyle w:val="Normal"/>
         <w:widowControl/>
         <w:suppressAutoHyphens w:val="true"/>
-        <w:overflowPunct w:val="false"/>
+        <w:overflowPunct w:val="true"/>
         <w:bidi w:val="0"/>
         <w:spacing w:before="0" w:after="0"/>
         <w:ind w:hanging="0" w:start="-540" w:end="-449"/>
@@ -1408,31 +1408,31 @@
         <w:pStyle w:val="Normal"/>
         <w:widowControl/>
         <w:suppressAutoHyphens w:val="true"/>
-        <w:overflowPunct w:val="false"/>
-        <w:bidi w:val="0"/>
-        <w:spacing w:before="0" w:after="0"/>
-        <w:ind w:hanging="0" w:start="-540" w:end="-449"/>
-        <w:jc w:val="start"/>
-        <w:rPr>
-          <w:rFonts w:ascii="Times New Roman" w:hAnsi="Times New Roman"/>
-          <w:sz w:val="30"/>
-          <w:szCs w:val="30"/>
-        </w:rPr>
-      </w:pPr>
-      <w:r>
-        <w:rPr>
-          <w:rFonts w:ascii="Times New Roman" w:hAnsi="Times New Roman"/>
-          <w:sz w:val="30"/>
-          <w:szCs w:val="30"/>
-        </w:rPr>
-      </w:r>
-    </w:p>
-    <w:p>
-      <w:pPr>
-        <w:pStyle w:val="Normal"/>
-        <w:widowControl/>
-        <w:suppressAutoHyphens w:val="true"/>
-        <w:overflowPunct w:val="false"/>
+        <w:overflowPunct w:val="true"/>
+        <w:bidi w:val="0"/>
+        <w:spacing w:before="0" w:after="0"/>
+        <w:ind w:hanging="0" w:start="-540" w:end="-449"/>
+        <w:jc w:val="start"/>
+        <w:rPr>
+          <w:rFonts w:ascii="Times New Roman" w:hAnsi="Times New Roman"/>
+          <w:sz w:val="30"/>
+          <w:szCs w:val="30"/>
+        </w:rPr>
+      </w:pPr>
+      <w:r>
+        <w:rPr>
+          <w:rFonts w:ascii="Times New Roman" w:hAnsi="Times New Roman"/>
+          <w:sz w:val="30"/>
+          <w:szCs w:val="30"/>
+        </w:rPr>
+      </w:r>
+    </w:p>
+    <w:p>
+      <w:pPr>
+        <w:pStyle w:val="Normal"/>
+        <w:widowControl/>
+        <w:suppressAutoHyphens w:val="true"/>
+        <w:overflowPunct w:val="true"/>
         <w:bidi w:val="0"/>
         <w:spacing w:before="0" w:after="0"/>
         <w:ind w:hanging="0" w:start="-540" w:end="-449"/>
@@ -1459,7 +1459,7 @@
         <w:pStyle w:val="Normal"/>
         <w:widowControl/>
         <w:suppressAutoHyphens w:val="true"/>
-        <w:overflowPunct w:val="false"/>
+        <w:overflowPunct w:val="true"/>
         <w:bidi w:val="0"/>
         <w:spacing w:before="0" w:after="0"/>
         <w:ind w:hanging="0" w:start="-540" w:end="-449"/>
@@ -1483,31 +1483,31 @@
         <w:pStyle w:val="Normal"/>
         <w:widowControl/>
         <w:suppressAutoHyphens w:val="true"/>
-        <w:overflowPunct w:val="false"/>
-        <w:bidi w:val="0"/>
-        <w:spacing w:before="0" w:after="0"/>
-        <w:ind w:hanging="0" w:start="-540" w:end="-449"/>
-        <w:jc w:val="start"/>
-        <w:rPr>
-          <w:rFonts w:ascii="Times New Roman" w:hAnsi="Times New Roman"/>
-          <w:sz w:val="30"/>
-          <w:szCs w:val="30"/>
-        </w:rPr>
-      </w:pPr>
-      <w:r>
-        <w:rPr>
-          <w:rFonts w:ascii="Times New Roman" w:hAnsi="Times New Roman"/>
-          <w:sz w:val="30"/>
-          <w:szCs w:val="30"/>
-        </w:rPr>
-      </w:r>
-    </w:p>
-    <w:p>
-      <w:pPr>
-        <w:pStyle w:val="Normal"/>
-        <w:widowControl/>
-        <w:suppressAutoHyphens w:val="true"/>
-        <w:overflowPunct w:val="false"/>
+        <w:overflowPunct w:val="true"/>
+        <w:bidi w:val="0"/>
+        <w:spacing w:before="0" w:after="0"/>
+        <w:ind w:hanging="0" w:start="-540" w:end="-449"/>
+        <w:jc w:val="start"/>
+        <w:rPr>
+          <w:rFonts w:ascii="Times New Roman" w:hAnsi="Times New Roman"/>
+          <w:sz w:val="30"/>
+          <w:szCs w:val="30"/>
+        </w:rPr>
+      </w:pPr>
+      <w:r>
+        <w:rPr>
+          <w:rFonts w:ascii="Times New Roman" w:hAnsi="Times New Roman"/>
+          <w:sz w:val="30"/>
+          <w:szCs w:val="30"/>
+        </w:rPr>
+      </w:r>
+    </w:p>
+    <w:p>
+      <w:pPr>
+        <w:pStyle w:val="Normal"/>
+        <w:widowControl/>
+        <w:suppressAutoHyphens w:val="true"/>
+        <w:overflowPunct w:val="true"/>
         <w:bidi w:val="0"/>
         <w:spacing w:before="0" w:after="0"/>
         <w:ind w:hanging="0" w:start="-540" w:end="-449"/>
@@ -1534,7 +1534,7 @@
         <w:pStyle w:val="Normal"/>
         <w:widowControl/>
         <w:suppressAutoHyphens w:val="true"/>
-        <w:overflowPunct w:val="false"/>
+        <w:overflowPunct w:val="true"/>
         <w:bidi w:val="0"/>
         <w:spacing w:before="0" w:after="0"/>
         <w:ind w:hanging="0" w:start="-540" w:end="-449"/>
@@ -1558,31 +1558,31 @@
         <w:pStyle w:val="Normal"/>
         <w:widowControl/>
         <w:suppressAutoHyphens w:val="true"/>
-        <w:overflowPunct w:val="false"/>
-        <w:bidi w:val="0"/>
-        <w:spacing w:before="0" w:after="0"/>
-        <w:ind w:hanging="0" w:start="-540" w:end="-449"/>
-        <w:jc w:val="start"/>
-        <w:rPr>
-          <w:rFonts w:ascii="Times New Roman" w:hAnsi="Times New Roman"/>
-          <w:sz w:val="30"/>
-          <w:szCs w:val="30"/>
-        </w:rPr>
-      </w:pPr>
-      <w:r>
-        <w:rPr>
-          <w:rFonts w:ascii="Times New Roman" w:hAnsi="Times New Roman"/>
-          <w:sz w:val="30"/>
-          <w:szCs w:val="30"/>
-        </w:rPr>
-      </w:r>
-    </w:p>
-    <w:p>
-      <w:pPr>
-        <w:pStyle w:val="Normal"/>
-        <w:widowControl/>
-        <w:suppressAutoHyphens w:val="true"/>
-        <w:overflowPunct w:val="false"/>
+        <w:overflowPunct w:val="true"/>
+        <w:bidi w:val="0"/>
+        <w:spacing w:before="0" w:after="0"/>
+        <w:ind w:hanging="0" w:start="-540" w:end="-449"/>
+        <w:jc w:val="start"/>
+        <w:rPr>
+          <w:rFonts w:ascii="Times New Roman" w:hAnsi="Times New Roman"/>
+          <w:sz w:val="30"/>
+          <w:szCs w:val="30"/>
+        </w:rPr>
+      </w:pPr>
+      <w:r>
+        <w:rPr>
+          <w:rFonts w:ascii="Times New Roman" w:hAnsi="Times New Roman"/>
+          <w:sz w:val="30"/>
+          <w:szCs w:val="30"/>
+        </w:rPr>
+      </w:r>
+    </w:p>
+    <w:p>
+      <w:pPr>
+        <w:pStyle w:val="Normal"/>
+        <w:widowControl/>
+        <w:suppressAutoHyphens w:val="true"/>
+        <w:overflowPunct w:val="true"/>
         <w:bidi w:val="0"/>
         <w:spacing w:before="0" w:after="0"/>
         <w:ind w:hanging="0" w:start="-540" w:end="-449"/>
@@ -1609,7 +1609,7 @@
         <w:pStyle w:val="Normal"/>
         <w:widowControl/>
         <w:suppressAutoHyphens w:val="true"/>
-        <w:overflowPunct w:val="false"/>
+        <w:overflowPunct w:val="true"/>
         <w:bidi w:val="0"/>
         <w:spacing w:before="0" w:after="0"/>
         <w:ind w:hanging="0" w:start="-540" w:end="-449"/>
@@ -1633,31 +1633,31 @@
         <w:pStyle w:val="Normal"/>
         <w:widowControl/>
         <w:suppressAutoHyphens w:val="true"/>
-        <w:overflowPunct w:val="false"/>
-        <w:bidi w:val="0"/>
-        <w:spacing w:before="0" w:after="0"/>
-        <w:ind w:hanging="0" w:start="-540" w:end="-449"/>
-        <w:jc w:val="start"/>
-        <w:rPr>
-          <w:rFonts w:ascii="Times New Roman" w:hAnsi="Times New Roman"/>
-          <w:sz w:val="30"/>
-          <w:szCs w:val="30"/>
-        </w:rPr>
-      </w:pPr>
-      <w:r>
-        <w:rPr>
-          <w:rFonts w:ascii="Times New Roman" w:hAnsi="Times New Roman"/>
-          <w:sz w:val="30"/>
-          <w:szCs w:val="30"/>
-        </w:rPr>
-      </w:r>
-    </w:p>
-    <w:p>
-      <w:pPr>
-        <w:pStyle w:val="Normal"/>
-        <w:widowControl/>
-        <w:suppressAutoHyphens w:val="true"/>
-        <w:overflowPunct w:val="false"/>
+        <w:overflowPunct w:val="true"/>
+        <w:bidi w:val="0"/>
+        <w:spacing w:before="0" w:after="0"/>
+        <w:ind w:hanging="0" w:start="-540" w:end="-449"/>
+        <w:jc w:val="start"/>
+        <w:rPr>
+          <w:rFonts w:ascii="Times New Roman" w:hAnsi="Times New Roman"/>
+          <w:sz w:val="30"/>
+          <w:szCs w:val="30"/>
+        </w:rPr>
+      </w:pPr>
+      <w:r>
+        <w:rPr>
+          <w:rFonts w:ascii="Times New Roman" w:hAnsi="Times New Roman"/>
+          <w:sz w:val="30"/>
+          <w:szCs w:val="30"/>
+        </w:rPr>
+      </w:r>
+    </w:p>
+    <w:p>
+      <w:pPr>
+        <w:pStyle w:val="Normal"/>
+        <w:widowControl/>
+        <w:suppressAutoHyphens w:val="true"/>
+        <w:overflowPunct w:val="true"/>
         <w:bidi w:val="0"/>
         <w:spacing w:before="0" w:after="0"/>
         <w:ind w:hanging="0" w:start="-540" w:end="-449"/>
@@ -1684,7 +1684,7 @@
         <w:pStyle w:val="Normal"/>
         <w:widowControl/>
         <w:suppressAutoHyphens w:val="true"/>
-        <w:overflowPunct w:val="false"/>
+        <w:overflowPunct w:val="true"/>
         <w:bidi w:val="0"/>
         <w:spacing w:before="0" w:after="0"/>
         <w:ind w:hanging="0" w:start="-540" w:end="-449"/>
@@ -1709,31 +1709,31 @@
         <w:pStyle w:val="Normal"/>
         <w:widowControl/>
         <w:suppressAutoHyphens w:val="true"/>
-        <w:overflowPunct w:val="false"/>
-        <w:bidi w:val="0"/>
-        <w:spacing w:before="0" w:after="0"/>
-        <w:ind w:hanging="0" w:start="-540" w:end="-449"/>
-        <w:jc w:val="start"/>
-        <w:rPr>
-          <w:rFonts w:ascii="Times New Roman" w:hAnsi="Times New Roman"/>
-          <w:sz w:val="30"/>
-          <w:szCs w:val="30"/>
-        </w:rPr>
-      </w:pPr>
-      <w:r>
-        <w:rPr>
-          <w:rFonts w:ascii="Times New Roman" w:hAnsi="Times New Roman"/>
-          <w:sz w:val="30"/>
-          <w:szCs w:val="30"/>
-        </w:rPr>
-      </w:r>
-    </w:p>
-    <w:p>
-      <w:pPr>
-        <w:pStyle w:val="Normal"/>
-        <w:widowControl/>
-        <w:suppressAutoHyphens w:val="true"/>
-        <w:overflowPunct w:val="false"/>
+        <w:overflowPunct w:val="true"/>
+        <w:bidi w:val="0"/>
+        <w:spacing w:before="0" w:after="0"/>
+        <w:ind w:hanging="0" w:start="-540" w:end="-449"/>
+        <w:jc w:val="start"/>
+        <w:rPr>
+          <w:rFonts w:ascii="Times New Roman" w:hAnsi="Times New Roman"/>
+          <w:sz w:val="30"/>
+          <w:szCs w:val="30"/>
+        </w:rPr>
+      </w:pPr>
+      <w:r>
+        <w:rPr>
+          <w:rFonts w:ascii="Times New Roman" w:hAnsi="Times New Roman"/>
+          <w:sz w:val="30"/>
+          <w:szCs w:val="30"/>
+        </w:rPr>
+      </w:r>
+    </w:p>
+    <w:p>
+      <w:pPr>
+        <w:pStyle w:val="Normal"/>
+        <w:widowControl/>
+        <w:suppressAutoHyphens w:val="true"/>
+        <w:overflowPunct w:val="true"/>
         <w:bidi w:val="0"/>
         <w:spacing w:before="0" w:after="0"/>
         <w:ind w:hanging="0" w:start="-540" w:end="-449"/>
@@ -1760,7 +1760,7 @@
         <w:pStyle w:val="Normal"/>
         <w:widowControl/>
         <w:suppressAutoHyphens w:val="true"/>
-        <w:overflowPunct w:val="false"/>
+        <w:overflowPunct w:val="true"/>
         <w:bidi w:val="0"/>
         <w:spacing w:before="0" w:after="0"/>
         <w:ind w:hanging="0" w:start="-540" w:end="-449"/>
@@ -1784,31 +1784,31 @@
         <w:pStyle w:val="Normal"/>
         <w:widowControl/>
         <w:suppressAutoHyphens w:val="true"/>
-        <w:overflowPunct w:val="false"/>
-        <w:bidi w:val="0"/>
-        <w:spacing w:before="0" w:after="0"/>
-        <w:ind w:hanging="0" w:start="-540" w:end="-449"/>
-        <w:jc w:val="start"/>
-        <w:rPr>
-          <w:rFonts w:ascii="Times New Roman" w:hAnsi="Times New Roman"/>
-          <w:sz w:val="30"/>
-          <w:szCs w:val="30"/>
-        </w:rPr>
-      </w:pPr>
-      <w:r>
-        <w:rPr>
-          <w:rFonts w:ascii="Times New Roman" w:hAnsi="Times New Roman"/>
-          <w:sz w:val="30"/>
-          <w:szCs w:val="30"/>
-        </w:rPr>
-      </w:r>
-    </w:p>
-    <w:p>
-      <w:pPr>
-        <w:pStyle w:val="Normal"/>
-        <w:widowControl/>
-        <w:suppressAutoHyphens w:val="true"/>
-        <w:overflowPunct w:val="false"/>
+        <w:overflowPunct w:val="true"/>
+        <w:bidi w:val="0"/>
+        <w:spacing w:before="0" w:after="0"/>
+        <w:ind w:hanging="0" w:start="-540" w:end="-449"/>
+        <w:jc w:val="start"/>
+        <w:rPr>
+          <w:rFonts w:ascii="Times New Roman" w:hAnsi="Times New Roman"/>
+          <w:sz w:val="30"/>
+          <w:szCs w:val="30"/>
+        </w:rPr>
+      </w:pPr>
+      <w:r>
+        <w:rPr>
+          <w:rFonts w:ascii="Times New Roman" w:hAnsi="Times New Roman"/>
+          <w:sz w:val="30"/>
+          <w:szCs w:val="30"/>
+        </w:rPr>
+      </w:r>
+    </w:p>
+    <w:p>
+      <w:pPr>
+        <w:pStyle w:val="Normal"/>
+        <w:widowControl/>
+        <w:suppressAutoHyphens w:val="true"/>
+        <w:overflowPunct w:val="true"/>
         <w:bidi w:val="0"/>
         <w:spacing w:before="0" w:after="0"/>
         <w:ind w:hanging="0" w:start="-540" w:end="-449"/>
@@ -1835,7 +1835,7 @@
         <w:pStyle w:val="Normal"/>
         <w:widowControl/>
         <w:suppressAutoHyphens w:val="true"/>
-        <w:overflowPunct w:val="false"/>
+        <w:overflowPunct w:val="true"/>
         <w:bidi w:val="0"/>
         <w:spacing w:before="0" w:after="0"/>
         <w:ind w:hanging="0" w:start="-540" w:end="-449"/>
@@ -1859,7 +1859,7 @@
         <w:pStyle w:val="Normal"/>
         <w:widowControl/>
         <w:suppressAutoHyphens w:val="true"/>
-        <w:overflowPunct w:val="false"/>
+        <w:overflowPunct w:val="true"/>
         <w:bidi w:val="0"/>
         <w:spacing w:before="0" w:after="0"/>
         <w:ind w:hanging="0" w:start="-540" w:end="-449"/>
@@ -1883,31 +1883,31 @@
         <w:pStyle w:val="Normal"/>
         <w:widowControl/>
         <w:suppressAutoHyphens w:val="true"/>
-        <w:overflowPunct w:val="false"/>
-        <w:bidi w:val="0"/>
-        <w:spacing w:before="0" w:after="0"/>
-        <w:ind w:hanging="0" w:start="-540" w:end="-449"/>
-        <w:jc w:val="start"/>
-        <w:rPr>
-          <w:rFonts w:ascii="Times New Roman" w:hAnsi="Times New Roman"/>
-          <w:sz w:val="30"/>
-          <w:szCs w:val="30"/>
-        </w:rPr>
-      </w:pPr>
-      <w:r>
-        <w:rPr>
-          <w:rFonts w:ascii="Times New Roman" w:hAnsi="Times New Roman"/>
-          <w:sz w:val="30"/>
-          <w:szCs w:val="30"/>
-        </w:rPr>
-      </w:r>
-    </w:p>
-    <w:p>
-      <w:pPr>
-        <w:pStyle w:val="Normal"/>
-        <w:widowControl/>
-        <w:suppressAutoHyphens w:val="true"/>
-        <w:overflowPunct w:val="false"/>
+        <w:overflowPunct w:val="true"/>
+        <w:bidi w:val="0"/>
+        <w:spacing w:before="0" w:after="0"/>
+        <w:ind w:hanging="0" w:start="-540" w:end="-449"/>
+        <w:jc w:val="start"/>
+        <w:rPr>
+          <w:rFonts w:ascii="Times New Roman" w:hAnsi="Times New Roman"/>
+          <w:sz w:val="30"/>
+          <w:szCs w:val="30"/>
+        </w:rPr>
+      </w:pPr>
+      <w:r>
+        <w:rPr>
+          <w:rFonts w:ascii="Times New Roman" w:hAnsi="Times New Roman"/>
+          <w:sz w:val="30"/>
+          <w:szCs w:val="30"/>
+        </w:rPr>
+      </w:r>
+    </w:p>
+    <w:p>
+      <w:pPr>
+        <w:pStyle w:val="Normal"/>
+        <w:widowControl/>
+        <w:suppressAutoHyphens w:val="true"/>
+        <w:overflowPunct w:val="true"/>
         <w:bidi w:val="0"/>
         <w:spacing w:before="0" w:after="0"/>
         <w:ind w:hanging="0" w:start="-540" w:end="-449"/>
@@ -1934,7 +1934,7 @@
         <w:pStyle w:val="Normal"/>
         <w:widowControl/>
         <w:suppressAutoHyphens w:val="true"/>
-        <w:overflowPunct w:val="false"/>
+        <w:overflowPunct w:val="true"/>
         <w:bidi w:val="0"/>
         <w:spacing w:before="0" w:after="0"/>
         <w:ind w:hanging="0" w:start="-540" w:end="-449"/>
@@ -1958,31 +1958,31 @@
         <w:pStyle w:val="Normal"/>
         <w:widowControl/>
         <w:suppressAutoHyphens w:val="true"/>
-        <w:overflowPunct w:val="false"/>
-        <w:bidi w:val="0"/>
-        <w:spacing w:before="0" w:after="0"/>
-        <w:ind w:hanging="0" w:start="-540" w:end="-449"/>
-        <w:jc w:val="start"/>
-        <w:rPr>
-          <w:rFonts w:ascii="Times New Roman" w:hAnsi="Times New Roman"/>
-          <w:sz w:val="30"/>
-          <w:szCs w:val="30"/>
-        </w:rPr>
-      </w:pPr>
-      <w:r>
-        <w:rPr>
-          <w:rFonts w:ascii="Times New Roman" w:hAnsi="Times New Roman"/>
-          <w:sz w:val="30"/>
-          <w:szCs w:val="30"/>
-        </w:rPr>
-      </w:r>
-    </w:p>
-    <w:p>
-      <w:pPr>
-        <w:pStyle w:val="Normal"/>
-        <w:widowControl/>
-        <w:suppressAutoHyphens w:val="true"/>
-        <w:overflowPunct w:val="false"/>
+        <w:overflowPunct w:val="true"/>
+        <w:bidi w:val="0"/>
+        <w:spacing w:before="0" w:after="0"/>
+        <w:ind w:hanging="0" w:start="-540" w:end="-449"/>
+        <w:jc w:val="start"/>
+        <w:rPr>
+          <w:rFonts w:ascii="Times New Roman" w:hAnsi="Times New Roman"/>
+          <w:sz w:val="30"/>
+          <w:szCs w:val="30"/>
+        </w:rPr>
+      </w:pPr>
+      <w:r>
+        <w:rPr>
+          <w:rFonts w:ascii="Times New Roman" w:hAnsi="Times New Roman"/>
+          <w:sz w:val="30"/>
+          <w:szCs w:val="30"/>
+        </w:rPr>
+      </w:r>
+    </w:p>
+    <w:p>
+      <w:pPr>
+        <w:pStyle w:val="Normal"/>
+        <w:widowControl/>
+        <w:suppressAutoHyphens w:val="true"/>
+        <w:overflowPunct w:val="true"/>
         <w:bidi w:val="0"/>
         <w:spacing w:before="0" w:after="0"/>
         <w:ind w:hanging="0" w:start="-540" w:end="-449"/>
@@ -2009,7 +2009,7 @@
         <w:pStyle w:val="Normal"/>
         <w:widowControl/>
         <w:suppressAutoHyphens w:val="true"/>
-        <w:overflowPunct w:val="false"/>
+        <w:overflowPunct w:val="true"/>
         <w:bidi w:val="0"/>
         <w:spacing w:before="0" w:after="0"/>
         <w:ind w:hanging="0" w:start="-540" w:end="-449"/>
@@ -2033,31 +2033,31 @@
         <w:pStyle w:val="Normal"/>
         <w:widowControl/>
         <w:suppressAutoHyphens w:val="true"/>
-        <w:overflowPunct w:val="false"/>
-        <w:bidi w:val="0"/>
-        <w:spacing w:before="0" w:after="0"/>
-        <w:ind w:hanging="0" w:start="-540" w:end="-449"/>
-        <w:jc w:val="start"/>
-        <w:rPr>
-          <w:rFonts w:ascii="Times New Roman" w:hAnsi="Times New Roman"/>
-          <w:sz w:val="30"/>
-          <w:szCs w:val="30"/>
-        </w:rPr>
-      </w:pPr>
-      <w:r>
-        <w:rPr>
-          <w:rFonts w:ascii="Times New Roman" w:hAnsi="Times New Roman"/>
-          <w:sz w:val="30"/>
-          <w:szCs w:val="30"/>
-        </w:rPr>
-      </w:r>
-    </w:p>
-    <w:p>
-      <w:pPr>
-        <w:pStyle w:val="Normal"/>
-        <w:widowControl/>
-        <w:suppressAutoHyphens w:val="true"/>
-        <w:overflowPunct w:val="false"/>
+        <w:overflowPunct w:val="true"/>
+        <w:bidi w:val="0"/>
+        <w:spacing w:before="0" w:after="0"/>
+        <w:ind w:hanging="0" w:start="-540" w:end="-449"/>
+        <w:jc w:val="start"/>
+        <w:rPr>
+          <w:rFonts w:ascii="Times New Roman" w:hAnsi="Times New Roman"/>
+          <w:sz w:val="30"/>
+          <w:szCs w:val="30"/>
+        </w:rPr>
+      </w:pPr>
+      <w:r>
+        <w:rPr>
+          <w:rFonts w:ascii="Times New Roman" w:hAnsi="Times New Roman"/>
+          <w:sz w:val="30"/>
+          <w:szCs w:val="30"/>
+        </w:rPr>
+      </w:r>
+    </w:p>
+    <w:p>
+      <w:pPr>
+        <w:pStyle w:val="Normal"/>
+        <w:widowControl/>
+        <w:suppressAutoHyphens w:val="true"/>
+        <w:overflowPunct w:val="true"/>
         <w:bidi w:val="0"/>
         <w:spacing w:before="0" w:after="0"/>
         <w:ind w:hanging="0" w:start="-540" w:end="-449"/>
@@ -2084,7 +2084,7 @@
         <w:pStyle w:val="Normal"/>
         <w:widowControl/>
         <w:suppressAutoHyphens w:val="true"/>
-        <w:overflowPunct w:val="false"/>
+        <w:overflowPunct w:val="true"/>
         <w:bidi w:val="0"/>
         <w:spacing w:before="0" w:after="0"/>
         <w:ind w:hanging="0" w:start="-540" w:end="-449"/>
@@ -2108,31 +2108,31 @@
         <w:pStyle w:val="Normal"/>
         <w:widowControl/>
         <w:suppressAutoHyphens w:val="true"/>
-        <w:overflowPunct w:val="false"/>
-        <w:bidi w:val="0"/>
-        <w:spacing w:before="0" w:after="0"/>
-        <w:ind w:hanging="0" w:start="-540" w:end="-449"/>
-        <w:jc w:val="start"/>
-        <w:rPr>
-          <w:rFonts w:ascii="Times New Roman" w:hAnsi="Times New Roman"/>
-          <w:sz w:val="30"/>
-          <w:szCs w:val="30"/>
-        </w:rPr>
-      </w:pPr>
-      <w:r>
-        <w:rPr>
-          <w:rFonts w:ascii="Times New Roman" w:hAnsi="Times New Roman"/>
-          <w:sz w:val="30"/>
-          <w:szCs w:val="30"/>
-        </w:rPr>
-      </w:r>
-    </w:p>
-    <w:p>
-      <w:pPr>
-        <w:pStyle w:val="Normal"/>
-        <w:widowControl/>
-        <w:suppressAutoHyphens w:val="true"/>
-        <w:overflowPunct w:val="false"/>
+        <w:overflowPunct w:val="true"/>
+        <w:bidi w:val="0"/>
+        <w:spacing w:before="0" w:after="0"/>
+        <w:ind w:hanging="0" w:start="-540" w:end="-449"/>
+        <w:jc w:val="start"/>
+        <w:rPr>
+          <w:rFonts w:ascii="Times New Roman" w:hAnsi="Times New Roman"/>
+          <w:sz w:val="30"/>
+          <w:szCs w:val="30"/>
+        </w:rPr>
+      </w:pPr>
+      <w:r>
+        <w:rPr>
+          <w:rFonts w:ascii="Times New Roman" w:hAnsi="Times New Roman"/>
+          <w:sz w:val="30"/>
+          <w:szCs w:val="30"/>
+        </w:rPr>
+      </w:r>
+    </w:p>
+    <w:p>
+      <w:pPr>
+        <w:pStyle w:val="Normal"/>
+        <w:widowControl/>
+        <w:suppressAutoHyphens w:val="true"/>
+        <w:overflowPunct w:val="true"/>
         <w:bidi w:val="0"/>
         <w:spacing w:before="0" w:after="0"/>
         <w:ind w:hanging="0" w:start="-540" w:end="-449"/>
@@ -2159,7 +2159,7 @@
         <w:pStyle w:val="Normal"/>
         <w:widowControl/>
         <w:suppressAutoHyphens w:val="true"/>
-        <w:overflowPunct w:val="false"/>
+        <w:overflowPunct w:val="true"/>
         <w:bidi w:val="0"/>
         <w:spacing w:before="0" w:after="0"/>
         <w:ind w:hanging="0" w:start="-540" w:end="-449"/>
@@ -2183,31 +2183,31 @@
         <w:pStyle w:val="Normal"/>
         <w:widowControl/>
         <w:suppressAutoHyphens w:val="true"/>
-        <w:overflowPunct w:val="false"/>
-        <w:bidi w:val="0"/>
-        <w:spacing w:before="0" w:after="0"/>
-        <w:ind w:hanging="0" w:start="-540" w:end="-449"/>
-        <w:jc w:val="start"/>
-        <w:rPr>
-          <w:rFonts w:ascii="Times New Roman" w:hAnsi="Times New Roman"/>
-          <w:sz w:val="30"/>
-          <w:szCs w:val="30"/>
-        </w:rPr>
-      </w:pPr>
-      <w:r>
-        <w:rPr>
-          <w:rFonts w:ascii="Times New Roman" w:hAnsi="Times New Roman"/>
-          <w:sz w:val="30"/>
-          <w:szCs w:val="30"/>
-        </w:rPr>
-      </w:r>
-    </w:p>
-    <w:p>
-      <w:pPr>
-        <w:pStyle w:val="Normal"/>
-        <w:widowControl/>
-        <w:suppressAutoHyphens w:val="true"/>
-        <w:overflowPunct w:val="false"/>
+        <w:overflowPunct w:val="true"/>
+        <w:bidi w:val="0"/>
+        <w:spacing w:before="0" w:after="0"/>
+        <w:ind w:hanging="0" w:start="-540" w:end="-449"/>
+        <w:jc w:val="start"/>
+        <w:rPr>
+          <w:rFonts w:ascii="Times New Roman" w:hAnsi="Times New Roman"/>
+          <w:sz w:val="30"/>
+          <w:szCs w:val="30"/>
+        </w:rPr>
+      </w:pPr>
+      <w:r>
+        <w:rPr>
+          <w:rFonts w:ascii="Times New Roman" w:hAnsi="Times New Roman"/>
+          <w:sz w:val="30"/>
+          <w:szCs w:val="30"/>
+        </w:rPr>
+      </w:r>
+    </w:p>
+    <w:p>
+      <w:pPr>
+        <w:pStyle w:val="Normal"/>
+        <w:widowControl/>
+        <w:suppressAutoHyphens w:val="true"/>
+        <w:overflowPunct w:val="true"/>
         <w:bidi w:val="0"/>
         <w:spacing w:before="0" w:after="0"/>
         <w:ind w:hanging="0" w:start="-540" w:end="-449"/>
@@ -2234,7 +2234,7 @@
         <w:pStyle w:val="Normal"/>
         <w:widowControl/>
         <w:suppressAutoHyphens w:val="true"/>
-        <w:overflowPunct w:val="false"/>
+        <w:overflowPunct w:val="true"/>
         <w:bidi w:val="0"/>
         <w:spacing w:before="0" w:after="0"/>
         <w:ind w:hanging="0" w:start="-540" w:end="-449"/>
@@ -2258,31 +2258,31 @@
         <w:pStyle w:val="Normal"/>
         <w:widowControl/>
         <w:suppressAutoHyphens w:val="true"/>
-        <w:overflowPunct w:val="false"/>
-        <w:bidi w:val="0"/>
-        <w:spacing w:before="0" w:after="0"/>
-        <w:ind w:hanging="0" w:start="-540" w:end="-449"/>
-        <w:jc w:val="start"/>
-        <w:rPr>
-          <w:rFonts w:ascii="Times New Roman" w:hAnsi="Times New Roman"/>
-          <w:sz w:val="30"/>
-          <w:szCs w:val="30"/>
-        </w:rPr>
-      </w:pPr>
-      <w:r>
-        <w:rPr>
-          <w:rFonts w:ascii="Times New Roman" w:hAnsi="Times New Roman"/>
-          <w:sz w:val="30"/>
-          <w:szCs w:val="30"/>
-        </w:rPr>
-      </w:r>
-    </w:p>
-    <w:p>
-      <w:pPr>
-        <w:pStyle w:val="Normal"/>
-        <w:widowControl/>
-        <w:suppressAutoHyphens w:val="true"/>
-        <w:overflowPunct w:val="false"/>
+        <w:overflowPunct w:val="true"/>
+        <w:bidi w:val="0"/>
+        <w:spacing w:before="0" w:after="0"/>
+        <w:ind w:hanging="0" w:start="-540" w:end="-449"/>
+        <w:jc w:val="start"/>
+        <w:rPr>
+          <w:rFonts w:ascii="Times New Roman" w:hAnsi="Times New Roman"/>
+          <w:sz w:val="30"/>
+          <w:szCs w:val="30"/>
+        </w:rPr>
+      </w:pPr>
+      <w:r>
+        <w:rPr>
+          <w:rFonts w:ascii="Times New Roman" w:hAnsi="Times New Roman"/>
+          <w:sz w:val="30"/>
+          <w:szCs w:val="30"/>
+        </w:rPr>
+      </w:r>
+    </w:p>
+    <w:p>
+      <w:pPr>
+        <w:pStyle w:val="Normal"/>
+        <w:widowControl/>
+        <w:suppressAutoHyphens w:val="true"/>
+        <w:overflowPunct w:val="true"/>
         <w:bidi w:val="0"/>
         <w:spacing w:before="0" w:after="0"/>
         <w:ind w:hanging="0" w:start="-540" w:end="-449"/>
@@ -2309,7 +2309,7 @@
         <w:pStyle w:val="Normal"/>
         <w:widowControl/>
         <w:suppressAutoHyphens w:val="true"/>
-        <w:overflowPunct w:val="false"/>
+        <w:overflowPunct w:val="true"/>
         <w:bidi w:val="0"/>
         <w:spacing w:before="0" w:after="0"/>
         <w:ind w:hanging="0" w:start="-540" w:end="-449"/>
@@ -2333,31 +2333,31 @@
         <w:pStyle w:val="Normal"/>
         <w:widowControl/>
         <w:suppressAutoHyphens w:val="true"/>
-        <w:overflowPunct w:val="false"/>
-        <w:bidi w:val="0"/>
-        <w:spacing w:before="0" w:after="0"/>
-        <w:ind w:hanging="0" w:start="-540" w:end="-449"/>
-        <w:jc w:val="start"/>
-        <w:rPr>
-          <w:rFonts w:ascii="Times New Roman" w:hAnsi="Times New Roman"/>
-          <w:sz w:val="30"/>
-          <w:szCs w:val="30"/>
-        </w:rPr>
-      </w:pPr>
-      <w:r>
-        <w:rPr>
-          <w:rFonts w:ascii="Times New Roman" w:hAnsi="Times New Roman"/>
-          <w:sz w:val="30"/>
-          <w:szCs w:val="30"/>
-        </w:rPr>
-      </w:r>
-    </w:p>
-    <w:p>
-      <w:pPr>
-        <w:pStyle w:val="Normal"/>
-        <w:widowControl/>
-        <w:suppressAutoHyphens w:val="true"/>
-        <w:overflowPunct w:val="false"/>
+        <w:overflowPunct w:val="true"/>
+        <w:bidi w:val="0"/>
+        <w:spacing w:before="0" w:after="0"/>
+        <w:ind w:hanging="0" w:start="-540" w:end="-449"/>
+        <w:jc w:val="start"/>
+        <w:rPr>
+          <w:rFonts w:ascii="Times New Roman" w:hAnsi="Times New Roman"/>
+          <w:sz w:val="30"/>
+          <w:szCs w:val="30"/>
+        </w:rPr>
+      </w:pPr>
+      <w:r>
+        <w:rPr>
+          <w:rFonts w:ascii="Times New Roman" w:hAnsi="Times New Roman"/>
+          <w:sz w:val="30"/>
+          <w:szCs w:val="30"/>
+        </w:rPr>
+      </w:r>
+    </w:p>
+    <w:p>
+      <w:pPr>
+        <w:pStyle w:val="Normal"/>
+        <w:widowControl/>
+        <w:suppressAutoHyphens w:val="true"/>
+        <w:overflowPunct w:val="true"/>
         <w:bidi w:val="0"/>
         <w:spacing w:before="0" w:after="0"/>
         <w:ind w:hanging="0" w:start="-540" w:end="-449"/>
@@ -2384,7 +2384,7 @@
         <w:pStyle w:val="Normal"/>
         <w:widowControl/>
         <w:suppressAutoHyphens w:val="true"/>
-        <w:overflowPunct w:val="false"/>
+        <w:overflowPunct w:val="true"/>
         <w:bidi w:val="0"/>
         <w:spacing w:before="0" w:after="0"/>
         <w:ind w:hanging="0" w:start="-540" w:end="-449"/>
@@ -2408,31 +2408,31 @@
         <w:pStyle w:val="Normal"/>
         <w:widowControl/>
         <w:suppressAutoHyphens w:val="true"/>
-        <w:overflowPunct w:val="false"/>
-        <w:bidi w:val="0"/>
-        <w:spacing w:before="0" w:after="0"/>
-        <w:ind w:hanging="0" w:start="-540" w:end="-449"/>
-        <w:jc w:val="start"/>
-        <w:rPr>
-          <w:rFonts w:ascii="Times New Roman" w:hAnsi="Times New Roman"/>
-          <w:sz w:val="30"/>
-          <w:szCs w:val="30"/>
-        </w:rPr>
-      </w:pPr>
-      <w:r>
-        <w:rPr>
-          <w:rFonts w:ascii="Times New Roman" w:hAnsi="Times New Roman"/>
-          <w:sz w:val="30"/>
-          <w:szCs w:val="30"/>
-        </w:rPr>
-      </w:r>
-    </w:p>
-    <w:p>
-      <w:pPr>
-        <w:pStyle w:val="Normal"/>
-        <w:widowControl/>
-        <w:suppressAutoHyphens w:val="true"/>
-        <w:overflowPunct w:val="false"/>
+        <w:overflowPunct w:val="true"/>
+        <w:bidi w:val="0"/>
+        <w:spacing w:before="0" w:after="0"/>
+        <w:ind w:hanging="0" w:start="-540" w:end="-449"/>
+        <w:jc w:val="start"/>
+        <w:rPr>
+          <w:rFonts w:ascii="Times New Roman" w:hAnsi="Times New Roman"/>
+          <w:sz w:val="30"/>
+          <w:szCs w:val="30"/>
+        </w:rPr>
+      </w:pPr>
+      <w:r>
+        <w:rPr>
+          <w:rFonts w:ascii="Times New Roman" w:hAnsi="Times New Roman"/>
+          <w:sz w:val="30"/>
+          <w:szCs w:val="30"/>
+        </w:rPr>
+      </w:r>
+    </w:p>
+    <w:p>
+      <w:pPr>
+        <w:pStyle w:val="Normal"/>
+        <w:widowControl/>
+        <w:suppressAutoHyphens w:val="true"/>
+        <w:overflowPunct w:val="true"/>
         <w:bidi w:val="0"/>
         <w:spacing w:before="0" w:after="0"/>
         <w:ind w:hanging="0" w:start="-540" w:end="-449"/>
@@ -2459,7 +2459,7 @@
         <w:pStyle w:val="Normal"/>
         <w:widowControl/>
         <w:suppressAutoHyphens w:val="true"/>
-        <w:overflowPunct w:val="false"/>
+        <w:overflowPunct w:val="true"/>
         <w:bidi w:val="0"/>
         <w:spacing w:before="0" w:after="0"/>
         <w:ind w:hanging="0" w:start="-540" w:end="-449"/>
@@ -2483,31 +2483,31 @@
         <w:pStyle w:val="Normal"/>
         <w:widowControl/>
         <w:suppressAutoHyphens w:val="true"/>
-        <w:overflowPunct w:val="false"/>
-        <w:bidi w:val="0"/>
-        <w:spacing w:before="0" w:after="0"/>
-        <w:ind w:hanging="0" w:start="-540" w:end="-449"/>
-        <w:jc w:val="start"/>
-        <w:rPr>
-          <w:rFonts w:ascii="Times New Roman" w:hAnsi="Times New Roman"/>
-          <w:sz w:val="30"/>
-          <w:szCs w:val="30"/>
-        </w:rPr>
-      </w:pPr>
-      <w:r>
-        <w:rPr>
-          <w:rFonts w:ascii="Times New Roman" w:hAnsi="Times New Roman"/>
-          <w:sz w:val="30"/>
-          <w:szCs w:val="30"/>
-        </w:rPr>
-      </w:r>
-    </w:p>
-    <w:p>
-      <w:pPr>
-        <w:pStyle w:val="Normal"/>
-        <w:widowControl/>
-        <w:suppressAutoHyphens w:val="true"/>
-        <w:overflowPunct w:val="false"/>
+        <w:overflowPunct w:val="true"/>
+        <w:bidi w:val="0"/>
+        <w:spacing w:before="0" w:after="0"/>
+        <w:ind w:hanging="0" w:start="-540" w:end="-449"/>
+        <w:jc w:val="start"/>
+        <w:rPr>
+          <w:rFonts w:ascii="Times New Roman" w:hAnsi="Times New Roman"/>
+          <w:sz w:val="30"/>
+          <w:szCs w:val="30"/>
+        </w:rPr>
+      </w:pPr>
+      <w:r>
+        <w:rPr>
+          <w:rFonts w:ascii="Times New Roman" w:hAnsi="Times New Roman"/>
+          <w:sz w:val="30"/>
+          <w:szCs w:val="30"/>
+        </w:rPr>
+      </w:r>
+    </w:p>
+    <w:p>
+      <w:pPr>
+        <w:pStyle w:val="Normal"/>
+        <w:widowControl/>
+        <w:suppressAutoHyphens w:val="true"/>
+        <w:overflowPunct w:val="true"/>
         <w:bidi w:val="0"/>
         <w:spacing w:before="0" w:after="0"/>
         <w:ind w:hanging="0" w:start="-540" w:end="-449"/>
@@ -2534,7 +2534,7 @@
         <w:pStyle w:val="Normal"/>
         <w:widowControl/>
         <w:suppressAutoHyphens w:val="true"/>
-        <w:overflowPunct w:val="false"/>
+        <w:overflowPunct w:val="true"/>
         <w:bidi w:val="0"/>
         <w:spacing w:before="0" w:after="0"/>
         <w:ind w:hanging="0" w:start="-540" w:end="-449"/>
@@ -2558,31 +2558,31 @@
         <w:pStyle w:val="Normal"/>
         <w:widowControl/>
         <w:suppressAutoHyphens w:val="true"/>
-        <w:overflowPunct w:val="false"/>
-        <w:bidi w:val="0"/>
-        <w:spacing w:before="0" w:after="0"/>
-        <w:ind w:hanging="0" w:start="-540" w:end="-449"/>
-        <w:jc w:val="start"/>
-        <w:rPr>
-          <w:rFonts w:ascii="Times New Roman" w:hAnsi="Times New Roman"/>
-          <w:sz w:val="30"/>
-          <w:szCs w:val="30"/>
-        </w:rPr>
-      </w:pPr>
-      <w:r>
-        <w:rPr>
-          <w:rFonts w:ascii="Times New Roman" w:hAnsi="Times New Roman"/>
-          <w:sz w:val="30"/>
-          <w:szCs w:val="30"/>
-        </w:rPr>
-      </w:r>
-    </w:p>
-    <w:p>
-      <w:pPr>
-        <w:pStyle w:val="Normal"/>
-        <w:widowControl/>
-        <w:suppressAutoHyphens w:val="true"/>
-        <w:overflowPunct w:val="false"/>
+        <w:overflowPunct w:val="true"/>
+        <w:bidi w:val="0"/>
+        <w:spacing w:before="0" w:after="0"/>
+        <w:ind w:hanging="0" w:start="-540" w:end="-449"/>
+        <w:jc w:val="start"/>
+        <w:rPr>
+          <w:rFonts w:ascii="Times New Roman" w:hAnsi="Times New Roman"/>
+          <w:sz w:val="30"/>
+          <w:szCs w:val="30"/>
+        </w:rPr>
+      </w:pPr>
+      <w:r>
+        <w:rPr>
+          <w:rFonts w:ascii="Times New Roman" w:hAnsi="Times New Roman"/>
+          <w:sz w:val="30"/>
+          <w:szCs w:val="30"/>
+        </w:rPr>
+      </w:r>
+    </w:p>
+    <w:p>
+      <w:pPr>
+        <w:pStyle w:val="Normal"/>
+        <w:widowControl/>
+        <w:suppressAutoHyphens w:val="true"/>
+        <w:overflowPunct w:val="true"/>
         <w:bidi w:val="0"/>
         <w:spacing w:before="0" w:after="0"/>
         <w:ind w:hanging="0" w:start="-540" w:end="-449"/>
@@ -2609,7 +2609,7 @@
         <w:pStyle w:val="Normal"/>
         <w:widowControl/>
         <w:suppressAutoHyphens w:val="true"/>
-        <w:overflowPunct w:val="false"/>
+        <w:overflowPunct w:val="true"/>
         <w:bidi w:val="0"/>
         <w:spacing w:before="0" w:after="0"/>
         <w:ind w:hanging="0" w:start="-540" w:end="-449"/>
@@ -2633,31 +2633,31 @@
         <w:pStyle w:val="Normal"/>
         <w:widowControl/>
         <w:suppressAutoHyphens w:val="true"/>
-        <w:overflowPunct w:val="false"/>
-        <w:bidi w:val="0"/>
-        <w:spacing w:before="0" w:after="0"/>
-        <w:ind w:hanging="0" w:start="-540" w:end="-449"/>
-        <w:jc w:val="start"/>
-        <w:rPr>
-          <w:rFonts w:ascii="Times New Roman" w:hAnsi="Times New Roman"/>
-          <w:sz w:val="30"/>
-          <w:szCs w:val="30"/>
-        </w:rPr>
-      </w:pPr>
-      <w:r>
-        <w:rPr>
-          <w:rFonts w:ascii="Times New Roman" w:hAnsi="Times New Roman"/>
-          <w:sz w:val="30"/>
-          <w:szCs w:val="30"/>
-        </w:rPr>
-      </w:r>
-    </w:p>
-    <w:p>
-      <w:pPr>
-        <w:pStyle w:val="Normal"/>
-        <w:widowControl/>
-        <w:suppressAutoHyphens w:val="true"/>
-        <w:overflowPunct w:val="false"/>
+        <w:overflowPunct w:val="true"/>
+        <w:bidi w:val="0"/>
+        <w:spacing w:before="0" w:after="0"/>
+        <w:ind w:hanging="0" w:start="-540" w:end="-449"/>
+        <w:jc w:val="start"/>
+        <w:rPr>
+          <w:rFonts w:ascii="Times New Roman" w:hAnsi="Times New Roman"/>
+          <w:sz w:val="30"/>
+          <w:szCs w:val="30"/>
+        </w:rPr>
+      </w:pPr>
+      <w:r>
+        <w:rPr>
+          <w:rFonts w:ascii="Times New Roman" w:hAnsi="Times New Roman"/>
+          <w:sz w:val="30"/>
+          <w:szCs w:val="30"/>
+        </w:rPr>
+      </w:r>
+    </w:p>
+    <w:p>
+      <w:pPr>
+        <w:pStyle w:val="Normal"/>
+        <w:widowControl/>
+        <w:suppressAutoHyphens w:val="true"/>
+        <w:overflowPunct w:val="true"/>
         <w:bidi w:val="0"/>
         <w:spacing w:before="0" w:after="0"/>
         <w:ind w:hanging="0" w:start="-540" w:end="-449"/>
@@ -2684,7 +2684,7 @@
         <w:pStyle w:val="Normal"/>
         <w:widowControl/>
         <w:suppressAutoHyphens w:val="true"/>
-        <w:overflowPunct w:val="false"/>
+        <w:overflowPunct w:val="true"/>
         <w:bidi w:val="0"/>
         <w:spacing w:before="0" w:after="0"/>
         <w:ind w:hanging="0" w:start="-540" w:end="-449"/>
@@ -2708,31 +2708,31 @@
         <w:pStyle w:val="Normal"/>
         <w:widowControl/>
         <w:suppressAutoHyphens w:val="true"/>
-        <w:overflowPunct w:val="false"/>
-        <w:bidi w:val="0"/>
-        <w:spacing w:before="0" w:after="0"/>
-        <w:ind w:hanging="0" w:start="-540" w:end="-449"/>
-        <w:jc w:val="start"/>
-        <w:rPr>
-          <w:rFonts w:ascii="Times New Roman" w:hAnsi="Times New Roman"/>
-          <w:sz w:val="30"/>
-          <w:szCs w:val="30"/>
-        </w:rPr>
-      </w:pPr>
-      <w:r>
-        <w:rPr>
-          <w:rFonts w:ascii="Times New Roman" w:hAnsi="Times New Roman"/>
-          <w:sz w:val="30"/>
-          <w:szCs w:val="30"/>
-        </w:rPr>
-      </w:r>
-    </w:p>
-    <w:p>
-      <w:pPr>
-        <w:pStyle w:val="Normal"/>
-        <w:widowControl/>
-        <w:suppressAutoHyphens w:val="true"/>
-        <w:overflowPunct w:val="false"/>
+        <w:overflowPunct w:val="true"/>
+        <w:bidi w:val="0"/>
+        <w:spacing w:before="0" w:after="0"/>
+        <w:ind w:hanging="0" w:start="-540" w:end="-449"/>
+        <w:jc w:val="start"/>
+        <w:rPr>
+          <w:rFonts w:ascii="Times New Roman" w:hAnsi="Times New Roman"/>
+          <w:sz w:val="30"/>
+          <w:szCs w:val="30"/>
+        </w:rPr>
+      </w:pPr>
+      <w:r>
+        <w:rPr>
+          <w:rFonts w:ascii="Times New Roman" w:hAnsi="Times New Roman"/>
+          <w:sz w:val="30"/>
+          <w:szCs w:val="30"/>
+        </w:rPr>
+      </w:r>
+    </w:p>
+    <w:p>
+      <w:pPr>
+        <w:pStyle w:val="Normal"/>
+        <w:widowControl/>
+        <w:suppressAutoHyphens w:val="true"/>
+        <w:overflowPunct w:val="true"/>
         <w:bidi w:val="0"/>
         <w:spacing w:before="0" w:after="0"/>
         <w:ind w:hanging="0" w:start="-540" w:end="-449"/>
@@ -2759,7 +2759,7 @@
         <w:pStyle w:val="Normal"/>
         <w:widowControl/>
         <w:suppressAutoHyphens w:val="true"/>
-        <w:overflowPunct w:val="false"/>
+        <w:overflowPunct w:val="true"/>
         <w:bidi w:val="0"/>
         <w:spacing w:before="0" w:after="0"/>
         <w:ind w:hanging="0" w:start="-540" w:end="-449"/>
@@ -2783,31 +2783,31 @@
         <w:pStyle w:val="Normal"/>
         <w:widowControl/>
         <w:suppressAutoHyphens w:val="true"/>
-        <w:overflowPunct w:val="false"/>
-        <w:bidi w:val="0"/>
-        <w:spacing w:before="0" w:after="0"/>
-        <w:ind w:hanging="0" w:start="-540" w:end="-449"/>
-        <w:jc w:val="start"/>
-        <w:rPr>
-          <w:rFonts w:ascii="Times New Roman" w:hAnsi="Times New Roman"/>
-          <w:sz w:val="30"/>
-          <w:szCs w:val="30"/>
-        </w:rPr>
-      </w:pPr>
-      <w:r>
-        <w:rPr>
-          <w:rFonts w:ascii="Times New Roman" w:hAnsi="Times New Roman"/>
-          <w:sz w:val="30"/>
-          <w:szCs w:val="30"/>
-        </w:rPr>
-      </w:r>
-    </w:p>
-    <w:p>
-      <w:pPr>
-        <w:pStyle w:val="Normal"/>
-        <w:widowControl/>
-        <w:suppressAutoHyphens w:val="true"/>
-        <w:overflowPunct w:val="false"/>
+        <w:overflowPunct w:val="true"/>
+        <w:bidi w:val="0"/>
+        <w:spacing w:before="0" w:after="0"/>
+        <w:ind w:hanging="0" w:start="-540" w:end="-449"/>
+        <w:jc w:val="start"/>
+        <w:rPr>
+          <w:rFonts w:ascii="Times New Roman" w:hAnsi="Times New Roman"/>
+          <w:sz w:val="30"/>
+          <w:szCs w:val="30"/>
+        </w:rPr>
+      </w:pPr>
+      <w:r>
+        <w:rPr>
+          <w:rFonts w:ascii="Times New Roman" w:hAnsi="Times New Roman"/>
+          <w:sz w:val="30"/>
+          <w:szCs w:val="30"/>
+        </w:rPr>
+      </w:r>
+    </w:p>
+    <w:p>
+      <w:pPr>
+        <w:pStyle w:val="Normal"/>
+        <w:widowControl/>
+        <w:suppressAutoHyphens w:val="true"/>
+        <w:overflowPunct w:val="true"/>
         <w:bidi w:val="0"/>
         <w:spacing w:before="0" w:after="0"/>
         <w:ind w:hanging="0" w:start="-540" w:end="-449"/>
@@ -2834,7 +2834,7 @@
         <w:pStyle w:val="Normal"/>
         <w:widowControl/>
         <w:suppressAutoHyphens w:val="true"/>
-        <w:overflowPunct w:val="false"/>
+        <w:overflowPunct w:val="true"/>
         <w:bidi w:val="0"/>
         <w:spacing w:before="0" w:after="0"/>
         <w:ind w:hanging="0" w:start="-540" w:end="-449"/>
@@ -2858,31 +2858,31 @@
         <w:pStyle w:val="Normal"/>
         <w:widowControl/>
         <w:suppressAutoHyphens w:val="true"/>
-        <w:overflowPunct w:val="false"/>
-        <w:bidi w:val="0"/>
-        <w:spacing w:before="0" w:after="0"/>
-        <w:ind w:hanging="0" w:start="-540" w:end="-449"/>
-        <w:jc w:val="start"/>
-        <w:rPr>
-          <w:rFonts w:ascii="Times New Roman" w:hAnsi="Times New Roman"/>
-          <w:sz w:val="30"/>
-          <w:szCs w:val="30"/>
-        </w:rPr>
-      </w:pPr>
-      <w:r>
-        <w:rPr>
-          <w:rFonts w:ascii="Times New Roman" w:hAnsi="Times New Roman"/>
-          <w:sz w:val="30"/>
-          <w:szCs w:val="30"/>
-        </w:rPr>
-      </w:r>
-    </w:p>
-    <w:p>
-      <w:pPr>
-        <w:pStyle w:val="Normal"/>
-        <w:widowControl/>
-        <w:suppressAutoHyphens w:val="true"/>
-        <w:overflowPunct w:val="false"/>
+        <w:overflowPunct w:val="true"/>
+        <w:bidi w:val="0"/>
+        <w:spacing w:before="0" w:after="0"/>
+        <w:ind w:hanging="0" w:start="-540" w:end="-449"/>
+        <w:jc w:val="start"/>
+        <w:rPr>
+          <w:rFonts w:ascii="Times New Roman" w:hAnsi="Times New Roman"/>
+          <w:sz w:val="30"/>
+          <w:szCs w:val="30"/>
+        </w:rPr>
+      </w:pPr>
+      <w:r>
+        <w:rPr>
+          <w:rFonts w:ascii="Times New Roman" w:hAnsi="Times New Roman"/>
+          <w:sz w:val="30"/>
+          <w:szCs w:val="30"/>
+        </w:rPr>
+      </w:r>
+    </w:p>
+    <w:p>
+      <w:pPr>
+        <w:pStyle w:val="Normal"/>
+        <w:widowControl/>
+        <w:suppressAutoHyphens w:val="true"/>
+        <w:overflowPunct w:val="true"/>
         <w:bidi w:val="0"/>
         <w:spacing w:before="0" w:after="0"/>
         <w:ind w:hanging="0" w:start="-540" w:end="-449"/>
@@ -2909,7 +2909,7 @@
         <w:pStyle w:val="Normal"/>
         <w:widowControl/>
         <w:suppressAutoHyphens w:val="true"/>
-        <w:overflowPunct w:val="false"/>
+        <w:overflowPunct w:val="true"/>
         <w:bidi w:val="0"/>
         <w:spacing w:before="0" w:after="0"/>
         <w:ind w:hanging="0" w:start="-540" w:end="-449"/>
@@ -2933,31 +2933,31 @@
         <w:pStyle w:val="Normal"/>
         <w:widowControl/>
         <w:suppressAutoHyphens w:val="true"/>
-        <w:overflowPunct w:val="false"/>
-        <w:bidi w:val="0"/>
-        <w:spacing w:before="0" w:after="0"/>
-        <w:ind w:hanging="0" w:start="-540" w:end="-449"/>
-        <w:jc w:val="start"/>
-        <w:rPr>
-          <w:rFonts w:ascii="Times New Roman" w:hAnsi="Times New Roman"/>
-          <w:sz w:val="30"/>
-          <w:szCs w:val="30"/>
-        </w:rPr>
-      </w:pPr>
-      <w:r>
-        <w:rPr>
-          <w:rFonts w:ascii="Times New Roman" w:hAnsi="Times New Roman"/>
-          <w:sz w:val="30"/>
-          <w:szCs w:val="30"/>
-        </w:rPr>
-      </w:r>
-    </w:p>
-    <w:p>
-      <w:pPr>
-        <w:pStyle w:val="Normal"/>
-        <w:widowControl/>
-        <w:suppressAutoHyphens w:val="true"/>
-        <w:overflowPunct w:val="false"/>
+        <w:overflowPunct w:val="true"/>
+        <w:bidi w:val="0"/>
+        <w:spacing w:before="0" w:after="0"/>
+        <w:ind w:hanging="0" w:start="-540" w:end="-449"/>
+        <w:jc w:val="start"/>
+        <w:rPr>
+          <w:rFonts w:ascii="Times New Roman" w:hAnsi="Times New Roman"/>
+          <w:sz w:val="30"/>
+          <w:szCs w:val="30"/>
+        </w:rPr>
+      </w:pPr>
+      <w:r>
+        <w:rPr>
+          <w:rFonts w:ascii="Times New Roman" w:hAnsi="Times New Roman"/>
+          <w:sz w:val="30"/>
+          <w:szCs w:val="30"/>
+        </w:rPr>
+      </w:r>
+    </w:p>
+    <w:p>
+      <w:pPr>
+        <w:pStyle w:val="Normal"/>
+        <w:widowControl/>
+        <w:suppressAutoHyphens w:val="true"/>
+        <w:overflowPunct w:val="true"/>
         <w:bidi w:val="0"/>
         <w:spacing w:before="0" w:after="0"/>
         <w:ind w:hanging="0" w:start="-540" w:end="-449"/>
@@ -2984,7 +2984,7 @@
         <w:pStyle w:val="Normal"/>
         <w:widowControl/>
         <w:suppressAutoHyphens w:val="true"/>
-        <w:overflowPunct w:val="false"/>
+        <w:overflowPunct w:val="true"/>
         <w:bidi w:val="0"/>
         <w:spacing w:before="0" w:after="0"/>
         <w:ind w:hanging="0" w:start="-540" w:end="-449"/>
@@ -3008,31 +3008,31 @@
         <w:pStyle w:val="Normal"/>
         <w:widowControl/>
         <w:suppressAutoHyphens w:val="true"/>
-        <w:overflowPunct w:val="false"/>
-        <w:bidi w:val="0"/>
-        <w:spacing w:before="0" w:after="0"/>
-        <w:ind w:hanging="0" w:start="-540" w:end="-449"/>
-        <w:jc w:val="start"/>
-        <w:rPr>
-          <w:rFonts w:ascii="Times New Roman" w:hAnsi="Times New Roman"/>
-          <w:sz w:val="30"/>
-          <w:szCs w:val="30"/>
-        </w:rPr>
-      </w:pPr>
-      <w:r>
-        <w:rPr>
-          <w:rFonts w:ascii="Times New Roman" w:hAnsi="Times New Roman"/>
-          <w:sz w:val="30"/>
-          <w:szCs w:val="30"/>
-        </w:rPr>
-      </w:r>
-    </w:p>
-    <w:p>
-      <w:pPr>
-        <w:pStyle w:val="Normal"/>
-        <w:widowControl/>
-        <w:suppressAutoHyphens w:val="true"/>
-        <w:overflowPunct w:val="false"/>
+        <w:overflowPunct w:val="true"/>
+        <w:bidi w:val="0"/>
+        <w:spacing w:before="0" w:after="0"/>
+        <w:ind w:hanging="0" w:start="-540" w:end="-449"/>
+        <w:jc w:val="start"/>
+        <w:rPr>
+          <w:rFonts w:ascii="Times New Roman" w:hAnsi="Times New Roman"/>
+          <w:sz w:val="30"/>
+          <w:szCs w:val="30"/>
+        </w:rPr>
+      </w:pPr>
+      <w:r>
+        <w:rPr>
+          <w:rFonts w:ascii="Times New Roman" w:hAnsi="Times New Roman"/>
+          <w:sz w:val="30"/>
+          <w:szCs w:val="30"/>
+        </w:rPr>
+      </w:r>
+    </w:p>
+    <w:p>
+      <w:pPr>
+        <w:pStyle w:val="Normal"/>
+        <w:widowControl/>
+        <w:suppressAutoHyphens w:val="true"/>
+        <w:overflowPunct w:val="true"/>
         <w:bidi w:val="0"/>
         <w:spacing w:before="0" w:after="0"/>
         <w:ind w:hanging="0" w:start="-540" w:end="-449"/>
@@ -3059,7 +3059,7 @@
         <w:pStyle w:val="Normal"/>
         <w:widowControl/>
         <w:suppressAutoHyphens w:val="true"/>
-        <w:overflowPunct w:val="false"/>
+        <w:overflowPunct w:val="true"/>
         <w:bidi w:val="0"/>
         <w:spacing w:before="0" w:after="0"/>
         <w:ind w:hanging="0" w:start="-540" w:end="-449"/>
@@ -3083,31 +3083,31 @@
         <w:pStyle w:val="Normal"/>
         <w:widowControl/>
         <w:suppressAutoHyphens w:val="true"/>
-        <w:overflowPunct w:val="false"/>
-        <w:bidi w:val="0"/>
-        <w:spacing w:before="0" w:after="0"/>
-        <w:ind w:hanging="0" w:start="-540" w:end="-449"/>
-        <w:jc w:val="start"/>
-        <w:rPr>
-          <w:rFonts w:ascii="Times New Roman" w:hAnsi="Times New Roman"/>
-          <w:sz w:val="30"/>
-          <w:szCs w:val="30"/>
-        </w:rPr>
-      </w:pPr>
-      <w:r>
-        <w:rPr>
-          <w:rFonts w:ascii="Times New Roman" w:hAnsi="Times New Roman"/>
-          <w:sz w:val="30"/>
-          <w:szCs w:val="30"/>
-        </w:rPr>
-      </w:r>
-    </w:p>
-    <w:p>
-      <w:pPr>
-        <w:pStyle w:val="Normal"/>
-        <w:widowControl/>
-        <w:suppressAutoHyphens w:val="true"/>
-        <w:overflowPunct w:val="false"/>
+        <w:overflowPunct w:val="true"/>
+        <w:bidi w:val="0"/>
+        <w:spacing w:before="0" w:after="0"/>
+        <w:ind w:hanging="0" w:start="-540" w:end="-449"/>
+        <w:jc w:val="start"/>
+        <w:rPr>
+          <w:rFonts w:ascii="Times New Roman" w:hAnsi="Times New Roman"/>
+          <w:sz w:val="30"/>
+          <w:szCs w:val="30"/>
+        </w:rPr>
+      </w:pPr>
+      <w:r>
+        <w:rPr>
+          <w:rFonts w:ascii="Times New Roman" w:hAnsi="Times New Roman"/>
+          <w:sz w:val="30"/>
+          <w:szCs w:val="30"/>
+        </w:rPr>
+      </w:r>
+    </w:p>
+    <w:p>
+      <w:pPr>
+        <w:pStyle w:val="Normal"/>
+        <w:widowControl/>
+        <w:suppressAutoHyphens w:val="true"/>
+        <w:overflowPunct w:val="true"/>
         <w:bidi w:val="0"/>
         <w:spacing w:before="0" w:after="0"/>
         <w:ind w:hanging="0" w:start="-540" w:end="-449"/>
@@ -3134,7 +3134,7 @@
         <w:pStyle w:val="Normal"/>
         <w:widowControl/>
         <w:suppressAutoHyphens w:val="true"/>
-        <w:overflowPunct w:val="false"/>
+        <w:overflowPunct w:val="true"/>
         <w:bidi w:val="0"/>
         <w:spacing w:before="0" w:after="0"/>
         <w:ind w:hanging="0" w:start="-540" w:end="-449"/>
@@ -3159,31 +3159,31 @@
         <w:pStyle w:val="Normal"/>
         <w:widowControl/>
         <w:suppressAutoHyphens w:val="true"/>
-        <w:overflowPunct w:val="false"/>
-        <w:bidi w:val="0"/>
-        <w:spacing w:before="0" w:after="0"/>
-        <w:ind w:hanging="0" w:start="-540" w:end="-449"/>
-        <w:jc w:val="start"/>
-        <w:rPr>
-          <w:rFonts w:ascii="Times New Roman" w:hAnsi="Times New Roman"/>
-          <w:sz w:val="30"/>
-          <w:szCs w:val="30"/>
-        </w:rPr>
-      </w:pPr>
-      <w:r>
-        <w:rPr>
-          <w:rFonts w:ascii="Times New Roman" w:hAnsi="Times New Roman"/>
-          <w:sz w:val="30"/>
-          <w:szCs w:val="30"/>
-        </w:rPr>
-      </w:r>
-    </w:p>
-    <w:p>
-      <w:pPr>
-        <w:pStyle w:val="Normal"/>
-        <w:widowControl/>
-        <w:suppressAutoHyphens w:val="true"/>
-        <w:overflowPunct w:val="false"/>
+        <w:overflowPunct w:val="true"/>
+        <w:bidi w:val="0"/>
+        <w:spacing w:before="0" w:after="0"/>
+        <w:ind w:hanging="0" w:start="-540" w:end="-449"/>
+        <w:jc w:val="start"/>
+        <w:rPr>
+          <w:rFonts w:ascii="Times New Roman" w:hAnsi="Times New Roman"/>
+          <w:sz w:val="30"/>
+          <w:szCs w:val="30"/>
+        </w:rPr>
+      </w:pPr>
+      <w:r>
+        <w:rPr>
+          <w:rFonts w:ascii="Times New Roman" w:hAnsi="Times New Roman"/>
+          <w:sz w:val="30"/>
+          <w:szCs w:val="30"/>
+        </w:rPr>
+      </w:r>
+    </w:p>
+    <w:p>
+      <w:pPr>
+        <w:pStyle w:val="Normal"/>
+        <w:widowControl/>
+        <w:suppressAutoHyphens w:val="true"/>
+        <w:overflowPunct w:val="true"/>
         <w:bidi w:val="0"/>
         <w:spacing w:before="0" w:after="0"/>
         <w:ind w:hanging="0" w:start="-540" w:end="-449"/>
@@ -3210,7 +3210,7 @@
         <w:pStyle w:val="Normal"/>
         <w:widowControl/>
         <w:suppressAutoHyphens w:val="true"/>
-        <w:overflowPunct w:val="false"/>
+        <w:overflowPunct w:val="true"/>
         <w:bidi w:val="0"/>
         <w:spacing w:before="0" w:after="0"/>
         <w:ind w:hanging="0" w:start="-540" w:end="-449"/>
@@ -3234,7 +3234,7 @@
         <w:pStyle w:val="Normal"/>
         <w:widowControl/>
         <w:suppressAutoHyphens w:val="true"/>
-        <w:overflowPunct w:val="false"/>
+        <w:overflowPunct w:val="true"/>
         <w:bidi w:val="0"/>
         <w:spacing w:before="0" w:after="0"/>
         <w:ind w:hanging="0" w:start="-540" w:end="-449"/>
@@ -3258,7 +3258,7 @@
         <w:pStyle w:val="Normal"/>
         <w:widowControl/>
         <w:suppressAutoHyphens w:val="true"/>
-        <w:overflowPunct w:val="false"/>
+        <w:overflowPunct w:val="true"/>
         <w:bidi w:val="0"/>
         <w:spacing w:before="0" w:after="0"/>
         <w:ind w:hanging="0" w:start="-540" w:end="-449"/>
@@ -3282,31 +3282,31 @@
         <w:pStyle w:val="Normal"/>
         <w:widowControl/>
         <w:suppressAutoHyphens w:val="true"/>
-        <w:overflowPunct w:val="false"/>
-        <w:bidi w:val="0"/>
-        <w:spacing w:before="0" w:after="0"/>
-        <w:ind w:hanging="0" w:start="-540" w:end="-449"/>
-        <w:jc w:val="start"/>
-        <w:rPr>
-          <w:rFonts w:ascii="Times New Roman" w:hAnsi="Times New Roman"/>
-          <w:sz w:val="30"/>
-          <w:szCs w:val="30"/>
-        </w:rPr>
-      </w:pPr>
-      <w:r>
-        <w:rPr>
-          <w:rFonts w:ascii="Times New Roman" w:hAnsi="Times New Roman"/>
-          <w:sz w:val="30"/>
-          <w:szCs w:val="30"/>
-        </w:rPr>
-      </w:r>
-    </w:p>
-    <w:p>
-      <w:pPr>
-        <w:pStyle w:val="Normal"/>
-        <w:widowControl/>
-        <w:suppressAutoHyphens w:val="true"/>
-        <w:overflowPunct w:val="false"/>
+        <w:overflowPunct w:val="true"/>
+        <w:bidi w:val="0"/>
+        <w:spacing w:before="0" w:after="0"/>
+        <w:ind w:hanging="0" w:start="-540" w:end="-449"/>
+        <w:jc w:val="start"/>
+        <w:rPr>
+          <w:rFonts w:ascii="Times New Roman" w:hAnsi="Times New Roman"/>
+          <w:sz w:val="30"/>
+          <w:szCs w:val="30"/>
+        </w:rPr>
+      </w:pPr>
+      <w:r>
+        <w:rPr>
+          <w:rFonts w:ascii="Times New Roman" w:hAnsi="Times New Roman"/>
+          <w:sz w:val="30"/>
+          <w:szCs w:val="30"/>
+        </w:rPr>
+      </w:r>
+    </w:p>
+    <w:p>
+      <w:pPr>
+        <w:pStyle w:val="Normal"/>
+        <w:widowControl/>
+        <w:suppressAutoHyphens w:val="true"/>
+        <w:overflowPunct w:val="true"/>
         <w:bidi w:val="0"/>
         <w:spacing w:before="0" w:after="0"/>
         <w:ind w:hanging="0" w:start="-540" w:end="-449"/>
@@ -3333,7 +3333,7 @@
         <w:pStyle w:val="Normal"/>
         <w:widowControl/>
         <w:suppressAutoHyphens w:val="true"/>
-        <w:overflowPunct w:val="false"/>
+        <w:overflowPunct w:val="true"/>
         <w:bidi w:val="0"/>
         <w:spacing w:before="0" w:after="0"/>
         <w:ind w:hanging="0" w:start="-540" w:end="-449"/>
@@ -3357,7 +3357,7 @@
         <w:pStyle w:val="Normal"/>
         <w:widowControl/>
         <w:suppressAutoHyphens w:val="true"/>
-        <w:overflowPunct w:val="false"/>
+        <w:overflowPunct w:val="true"/>
         <w:bidi w:val="0"/>
         <w:spacing w:before="0" w:after="0"/>
         <w:ind w:hanging="0" w:start="-540" w:end="-449"/>
@@ -3381,31 +3381,31 @@
         <w:pStyle w:val="Normal"/>
         <w:widowControl/>
         <w:suppressAutoHyphens w:val="true"/>
-        <w:overflowPunct w:val="false"/>
-        <w:bidi w:val="0"/>
-        <w:spacing w:before="0" w:after="0"/>
-        <w:ind w:hanging="0" w:start="-540" w:end="-449"/>
-        <w:jc w:val="start"/>
-        <w:rPr>
-          <w:rFonts w:ascii="Times New Roman" w:hAnsi="Times New Roman"/>
-          <w:sz w:val="30"/>
-          <w:szCs w:val="30"/>
-        </w:rPr>
-      </w:pPr>
-      <w:r>
-        <w:rPr>
-          <w:rFonts w:ascii="Times New Roman" w:hAnsi="Times New Roman"/>
-          <w:sz w:val="30"/>
-          <w:szCs w:val="30"/>
-        </w:rPr>
-      </w:r>
-    </w:p>
-    <w:p>
-      <w:pPr>
-        <w:pStyle w:val="Normal"/>
-        <w:widowControl/>
-        <w:suppressAutoHyphens w:val="true"/>
-        <w:overflowPunct w:val="false"/>
+        <w:overflowPunct w:val="true"/>
+        <w:bidi w:val="0"/>
+        <w:spacing w:before="0" w:after="0"/>
+        <w:ind w:hanging="0" w:start="-540" w:end="-449"/>
+        <w:jc w:val="start"/>
+        <w:rPr>
+          <w:rFonts w:ascii="Times New Roman" w:hAnsi="Times New Roman"/>
+          <w:sz w:val="30"/>
+          <w:szCs w:val="30"/>
+        </w:rPr>
+      </w:pPr>
+      <w:r>
+        <w:rPr>
+          <w:rFonts w:ascii="Times New Roman" w:hAnsi="Times New Roman"/>
+          <w:sz w:val="30"/>
+          <w:szCs w:val="30"/>
+        </w:rPr>
+      </w:r>
+    </w:p>
+    <w:p>
+      <w:pPr>
+        <w:pStyle w:val="Normal"/>
+        <w:widowControl/>
+        <w:suppressAutoHyphens w:val="true"/>
+        <w:overflowPunct w:val="true"/>
         <w:bidi w:val="0"/>
         <w:spacing w:before="0" w:after="0"/>
         <w:ind w:hanging="0" w:start="-540" w:end="-449"/>
@@ -3432,7 +3432,7 @@
         <w:pStyle w:val="Normal"/>
         <w:widowControl/>
         <w:suppressAutoHyphens w:val="true"/>
-        <w:overflowPunct w:val="false"/>
+        <w:overflowPunct w:val="true"/>
         <w:bidi w:val="0"/>
         <w:spacing w:before="0" w:after="0"/>
         <w:ind w:hanging="0" w:start="-540" w:end="-449"/>
@@ -3456,31 +3456,31 @@
         <w:pStyle w:val="Normal"/>
         <w:widowControl/>
         <w:suppressAutoHyphens w:val="true"/>
-        <w:overflowPunct w:val="false"/>
-        <w:bidi w:val="0"/>
-        <w:spacing w:before="0" w:after="0"/>
-        <w:ind w:hanging="0" w:start="-540" w:end="-449"/>
-        <w:jc w:val="start"/>
-        <w:rPr>
-          <w:rFonts w:ascii="Times New Roman" w:hAnsi="Times New Roman"/>
-          <w:sz w:val="30"/>
-          <w:szCs w:val="30"/>
-        </w:rPr>
-      </w:pPr>
-      <w:r>
-        <w:rPr>
-          <w:rFonts w:ascii="Times New Roman" w:hAnsi="Times New Roman"/>
-          <w:sz w:val="30"/>
-          <w:szCs w:val="30"/>
-        </w:rPr>
-      </w:r>
-    </w:p>
-    <w:p>
-      <w:pPr>
-        <w:pStyle w:val="Normal"/>
-        <w:widowControl/>
-        <w:suppressAutoHyphens w:val="true"/>
-        <w:overflowPunct w:val="false"/>
+        <w:overflowPunct w:val="true"/>
+        <w:bidi w:val="0"/>
+        <w:spacing w:before="0" w:after="0"/>
+        <w:ind w:hanging="0" w:start="-540" w:end="-449"/>
+        <w:jc w:val="start"/>
+        <w:rPr>
+          <w:rFonts w:ascii="Times New Roman" w:hAnsi="Times New Roman"/>
+          <w:sz w:val="30"/>
+          <w:szCs w:val="30"/>
+        </w:rPr>
+      </w:pPr>
+      <w:r>
+        <w:rPr>
+          <w:rFonts w:ascii="Times New Roman" w:hAnsi="Times New Roman"/>
+          <w:sz w:val="30"/>
+          <w:szCs w:val="30"/>
+        </w:rPr>
+      </w:r>
+    </w:p>
+    <w:p>
+      <w:pPr>
+        <w:pStyle w:val="Normal"/>
+        <w:widowControl/>
+        <w:suppressAutoHyphens w:val="true"/>
+        <w:overflowPunct w:val="true"/>
         <w:bidi w:val="0"/>
         <w:spacing w:before="0" w:after="0"/>
         <w:ind w:hanging="0" w:start="-540" w:end="-449"/>
@@ -3507,7 +3507,7 @@
         <w:pStyle w:val="Normal"/>
         <w:widowControl/>
         <w:suppressAutoHyphens w:val="true"/>
-        <w:overflowPunct w:val="false"/>
+        <w:overflowPunct w:val="true"/>
         <w:bidi w:val="0"/>
         <w:spacing w:before="0" w:after="0"/>
         <w:ind w:hanging="0" w:start="-540" w:end="-449"/>
@@ -3531,31 +3531,31 @@
         <w:pStyle w:val="Normal"/>
         <w:widowControl/>
         <w:suppressAutoHyphens w:val="true"/>
-        <w:overflowPunct w:val="false"/>
-        <w:bidi w:val="0"/>
-        <w:spacing w:before="0" w:after="0"/>
-        <w:ind w:hanging="0" w:start="-540" w:end="-449"/>
-        <w:jc w:val="start"/>
-        <w:rPr>
-          <w:rFonts w:ascii="Times New Roman" w:hAnsi="Times New Roman"/>
-          <w:sz w:val="30"/>
-          <w:szCs w:val="30"/>
-        </w:rPr>
-      </w:pPr>
-      <w:r>
-        <w:rPr>
-          <w:rFonts w:ascii="Times New Roman" w:hAnsi="Times New Roman"/>
-          <w:sz w:val="30"/>
-          <w:szCs w:val="30"/>
-        </w:rPr>
-      </w:r>
-    </w:p>
-    <w:p>
-      <w:pPr>
-        <w:pStyle w:val="Normal"/>
-        <w:widowControl/>
-        <w:suppressAutoHyphens w:val="true"/>
-        <w:overflowPunct w:val="false"/>
+        <w:overflowPunct w:val="true"/>
+        <w:bidi w:val="0"/>
+        <w:spacing w:before="0" w:after="0"/>
+        <w:ind w:hanging="0" w:start="-540" w:end="-449"/>
+        <w:jc w:val="start"/>
+        <w:rPr>
+          <w:rFonts w:ascii="Times New Roman" w:hAnsi="Times New Roman"/>
+          <w:sz w:val="30"/>
+          <w:szCs w:val="30"/>
+        </w:rPr>
+      </w:pPr>
+      <w:r>
+        <w:rPr>
+          <w:rFonts w:ascii="Times New Roman" w:hAnsi="Times New Roman"/>
+          <w:sz w:val="30"/>
+          <w:szCs w:val="30"/>
+        </w:rPr>
+      </w:r>
+    </w:p>
+    <w:p>
+      <w:pPr>
+        <w:pStyle w:val="Normal"/>
+        <w:widowControl/>
+        <w:suppressAutoHyphens w:val="true"/>
+        <w:overflowPunct w:val="true"/>
         <w:bidi w:val="0"/>
         <w:spacing w:before="0" w:after="0"/>
         <w:ind w:hanging="0" w:start="-540" w:end="-449"/>
@@ -3582,7 +3582,7 @@
         <w:pStyle w:val="Normal"/>
         <w:widowControl/>
         <w:suppressAutoHyphens w:val="true"/>
-        <w:overflowPunct w:val="false"/>
+        <w:overflowPunct w:val="true"/>
         <w:bidi w:val="0"/>
         <w:spacing w:before="0" w:after="0"/>
         <w:ind w:hanging="0" w:start="-540" w:end="-449"/>
@@ -3606,31 +3606,31 @@
         <w:pStyle w:val="Normal"/>
         <w:widowControl/>
         <w:suppressAutoHyphens w:val="true"/>
-        <w:overflowPunct w:val="false"/>
-        <w:bidi w:val="0"/>
-        <w:spacing w:before="0" w:after="0"/>
-        <w:ind w:hanging="0" w:start="-540" w:end="-449"/>
-        <w:jc w:val="start"/>
-        <w:rPr>
-          <w:rFonts w:ascii="Times New Roman" w:hAnsi="Times New Roman"/>
-          <w:sz w:val="30"/>
-          <w:szCs w:val="30"/>
-        </w:rPr>
-      </w:pPr>
-      <w:r>
-        <w:rPr>
-          <w:rFonts w:ascii="Times New Roman" w:hAnsi="Times New Roman"/>
-          <w:sz w:val="30"/>
-          <w:szCs w:val="30"/>
-        </w:rPr>
-      </w:r>
-    </w:p>
-    <w:p>
-      <w:pPr>
-        <w:pStyle w:val="Normal"/>
-        <w:widowControl/>
-        <w:suppressAutoHyphens w:val="true"/>
-        <w:overflowPunct w:val="false"/>
+        <w:overflowPunct w:val="true"/>
+        <w:bidi w:val="0"/>
+        <w:spacing w:before="0" w:after="0"/>
+        <w:ind w:hanging="0" w:start="-540" w:end="-449"/>
+        <w:jc w:val="start"/>
+        <w:rPr>
+          <w:rFonts w:ascii="Times New Roman" w:hAnsi="Times New Roman"/>
+          <w:sz w:val="30"/>
+          <w:szCs w:val="30"/>
+        </w:rPr>
+      </w:pPr>
+      <w:r>
+        <w:rPr>
+          <w:rFonts w:ascii="Times New Roman" w:hAnsi="Times New Roman"/>
+          <w:sz w:val="30"/>
+          <w:szCs w:val="30"/>
+        </w:rPr>
+      </w:r>
+    </w:p>
+    <w:p>
+      <w:pPr>
+        <w:pStyle w:val="Normal"/>
+        <w:widowControl/>
+        <w:suppressAutoHyphens w:val="true"/>
+        <w:overflowPunct w:val="true"/>
         <w:bidi w:val="0"/>
         <w:spacing w:before="0" w:after="0"/>
         <w:ind w:hanging="0" w:start="-540" w:end="-449"/>
@@ -3657,7 +3657,7 @@
         <w:pStyle w:val="Normal"/>
         <w:widowControl/>
         <w:suppressAutoHyphens w:val="true"/>
-        <w:overflowPunct w:val="false"/>
+        <w:overflowPunct w:val="true"/>
         <w:bidi w:val="0"/>
         <w:spacing w:before="0" w:after="0"/>
         <w:ind w:hanging="0" w:start="-540" w:end="-449"/>
@@ -3681,31 +3681,31 @@
         <w:pStyle w:val="Normal"/>
         <w:widowControl/>
         <w:suppressAutoHyphens w:val="true"/>
-        <w:overflowPunct w:val="false"/>
-        <w:bidi w:val="0"/>
-        <w:spacing w:before="0" w:after="0"/>
-        <w:ind w:hanging="0" w:start="-540" w:end="-449"/>
-        <w:jc w:val="start"/>
-        <w:rPr>
-          <w:rFonts w:ascii="Times New Roman" w:hAnsi="Times New Roman"/>
-          <w:sz w:val="30"/>
-          <w:szCs w:val="30"/>
-        </w:rPr>
-      </w:pPr>
-      <w:r>
-        <w:rPr>
-          <w:rFonts w:ascii="Times New Roman" w:hAnsi="Times New Roman"/>
-          <w:sz w:val="30"/>
-          <w:szCs w:val="30"/>
-        </w:rPr>
-      </w:r>
-    </w:p>
-    <w:p>
-      <w:pPr>
-        <w:pStyle w:val="Normal"/>
-        <w:widowControl/>
-        <w:suppressAutoHyphens w:val="true"/>
-        <w:overflowPunct w:val="false"/>
+        <w:overflowPunct w:val="true"/>
+        <w:bidi w:val="0"/>
+        <w:spacing w:before="0" w:after="0"/>
+        <w:ind w:hanging="0" w:start="-540" w:end="-449"/>
+        <w:jc w:val="start"/>
+        <w:rPr>
+          <w:rFonts w:ascii="Times New Roman" w:hAnsi="Times New Roman"/>
+          <w:sz w:val="30"/>
+          <w:szCs w:val="30"/>
+        </w:rPr>
+      </w:pPr>
+      <w:r>
+        <w:rPr>
+          <w:rFonts w:ascii="Times New Roman" w:hAnsi="Times New Roman"/>
+          <w:sz w:val="30"/>
+          <w:szCs w:val="30"/>
+        </w:rPr>
+      </w:r>
+    </w:p>
+    <w:p>
+      <w:pPr>
+        <w:pStyle w:val="Normal"/>
+        <w:widowControl/>
+        <w:suppressAutoHyphens w:val="true"/>
+        <w:overflowPunct w:val="true"/>
         <w:bidi w:val="0"/>
         <w:spacing w:before="0" w:after="0"/>
         <w:ind w:hanging="0" w:start="-540" w:end="-449"/>
@@ -3732,7 +3732,7 @@
         <w:pStyle w:val="Normal"/>
         <w:widowControl/>
         <w:suppressAutoHyphens w:val="true"/>
-        <w:overflowPunct w:val="false"/>
+        <w:overflowPunct w:val="true"/>
         <w:bidi w:val="0"/>
         <w:spacing w:before="0" w:after="0"/>
         <w:ind w:hanging="0" w:start="-540" w:end="-449"/>
@@ -3756,31 +3756,31 @@
         <w:pStyle w:val="Normal"/>
         <w:widowControl/>
         <w:suppressAutoHyphens w:val="true"/>
-        <w:overflowPunct w:val="false"/>
-        <w:bidi w:val="0"/>
-        <w:spacing w:before="0" w:after="0"/>
-        <w:ind w:hanging="0" w:start="-540" w:end="-449"/>
-        <w:jc w:val="start"/>
-        <w:rPr>
-          <w:rFonts w:ascii="Times New Roman" w:hAnsi="Times New Roman"/>
-          <w:sz w:val="30"/>
-          <w:szCs w:val="30"/>
-        </w:rPr>
-      </w:pPr>
-      <w:r>
-        <w:rPr>
-          <w:rFonts w:ascii="Times New Roman" w:hAnsi="Times New Roman"/>
-          <w:sz w:val="30"/>
-          <w:szCs w:val="30"/>
-        </w:rPr>
-      </w:r>
-    </w:p>
-    <w:p>
-      <w:pPr>
-        <w:pStyle w:val="Normal"/>
-        <w:widowControl/>
-        <w:suppressAutoHyphens w:val="true"/>
-        <w:overflowPunct w:val="false"/>
+        <w:overflowPunct w:val="true"/>
+        <w:bidi w:val="0"/>
+        <w:spacing w:before="0" w:after="0"/>
+        <w:ind w:hanging="0" w:start="-540" w:end="-449"/>
+        <w:jc w:val="start"/>
+        <w:rPr>
+          <w:rFonts w:ascii="Times New Roman" w:hAnsi="Times New Roman"/>
+          <w:sz w:val="30"/>
+          <w:szCs w:val="30"/>
+        </w:rPr>
+      </w:pPr>
+      <w:r>
+        <w:rPr>
+          <w:rFonts w:ascii="Times New Roman" w:hAnsi="Times New Roman"/>
+          <w:sz w:val="30"/>
+          <w:szCs w:val="30"/>
+        </w:rPr>
+      </w:r>
+    </w:p>
+    <w:p>
+      <w:pPr>
+        <w:pStyle w:val="Normal"/>
+        <w:widowControl/>
+        <w:suppressAutoHyphens w:val="true"/>
+        <w:overflowPunct w:val="true"/>
         <w:bidi w:val="0"/>
         <w:spacing w:before="0" w:after="0"/>
         <w:ind w:hanging="0" w:start="-540" w:end="-449"/>
@@ -3807,7 +3807,7 @@
         <w:pStyle w:val="Normal"/>
         <w:widowControl/>
         <w:suppressAutoHyphens w:val="true"/>
-        <w:overflowPunct w:val="false"/>
+        <w:overflowPunct w:val="true"/>
         <w:bidi w:val="0"/>
         <w:spacing w:before="0" w:after="0"/>
         <w:ind w:hanging="0" w:start="-540" w:end="-449"/>
@@ -3831,31 +3831,31 @@
         <w:pStyle w:val="Normal"/>
         <w:widowControl/>
         <w:suppressAutoHyphens w:val="true"/>
-        <w:overflowPunct w:val="false"/>
-        <w:bidi w:val="0"/>
-        <w:spacing w:before="0" w:after="0"/>
-        <w:ind w:hanging="0" w:start="-540" w:end="-449"/>
-        <w:jc w:val="start"/>
-        <w:rPr>
-          <w:rFonts w:ascii="Times New Roman" w:hAnsi="Times New Roman"/>
-          <w:sz w:val="30"/>
-          <w:szCs w:val="30"/>
-        </w:rPr>
-      </w:pPr>
-      <w:r>
-        <w:rPr>
-          <w:rFonts w:ascii="Times New Roman" w:hAnsi="Times New Roman"/>
-          <w:sz w:val="30"/>
-          <w:szCs w:val="30"/>
-        </w:rPr>
-      </w:r>
-    </w:p>
-    <w:p>
-      <w:pPr>
-        <w:pStyle w:val="Normal"/>
-        <w:widowControl/>
-        <w:suppressAutoHyphens w:val="true"/>
-        <w:overflowPunct w:val="false"/>
+        <w:overflowPunct w:val="true"/>
+        <w:bidi w:val="0"/>
+        <w:spacing w:before="0" w:after="0"/>
+        <w:ind w:hanging="0" w:start="-540" w:end="-449"/>
+        <w:jc w:val="start"/>
+        <w:rPr>
+          <w:rFonts w:ascii="Times New Roman" w:hAnsi="Times New Roman"/>
+          <w:sz w:val="30"/>
+          <w:szCs w:val="30"/>
+        </w:rPr>
+      </w:pPr>
+      <w:r>
+        <w:rPr>
+          <w:rFonts w:ascii="Times New Roman" w:hAnsi="Times New Roman"/>
+          <w:sz w:val="30"/>
+          <w:szCs w:val="30"/>
+        </w:rPr>
+      </w:r>
+    </w:p>
+    <w:p>
+      <w:pPr>
+        <w:pStyle w:val="Normal"/>
+        <w:widowControl/>
+        <w:suppressAutoHyphens w:val="true"/>
+        <w:overflowPunct w:val="true"/>
         <w:bidi w:val="0"/>
         <w:spacing w:before="0" w:after="0"/>
         <w:ind w:hanging="0" w:start="-540" w:end="-449"/>
@@ -3882,7 +3882,7 @@
         <w:pStyle w:val="Normal"/>
         <w:widowControl/>
         <w:suppressAutoHyphens w:val="true"/>
-        <w:overflowPunct w:val="false"/>
+        <w:overflowPunct w:val="true"/>
         <w:bidi w:val="0"/>
         <w:spacing w:before="0" w:after="0"/>
         <w:ind w:hanging="0" w:start="-540" w:end="-449"/>
@@ -3906,31 +3906,31 @@
         <w:pStyle w:val="Normal"/>
         <w:widowControl/>
         <w:suppressAutoHyphens w:val="true"/>
-        <w:overflowPunct w:val="false"/>
-        <w:bidi w:val="0"/>
-        <w:spacing w:before="0" w:after="0"/>
-        <w:ind w:hanging="0" w:start="-540" w:end="-449"/>
-        <w:jc w:val="start"/>
-        <w:rPr>
-          <w:rFonts w:ascii="Times New Roman" w:hAnsi="Times New Roman"/>
-          <w:sz w:val="30"/>
-          <w:szCs w:val="30"/>
-        </w:rPr>
-      </w:pPr>
-      <w:r>
-        <w:rPr>
-          <w:rFonts w:ascii="Times New Roman" w:hAnsi="Times New Roman"/>
-          <w:sz w:val="30"/>
-          <w:szCs w:val="30"/>
-        </w:rPr>
-      </w:r>
-    </w:p>
-    <w:p>
-      <w:pPr>
-        <w:pStyle w:val="Normal"/>
-        <w:widowControl/>
-        <w:suppressAutoHyphens w:val="true"/>
-        <w:overflowPunct w:val="false"/>
+        <w:overflowPunct w:val="true"/>
+        <w:bidi w:val="0"/>
+        <w:spacing w:before="0" w:after="0"/>
+        <w:ind w:hanging="0" w:start="-540" w:end="-449"/>
+        <w:jc w:val="start"/>
+        <w:rPr>
+          <w:rFonts w:ascii="Times New Roman" w:hAnsi="Times New Roman"/>
+          <w:sz w:val="30"/>
+          <w:szCs w:val="30"/>
+        </w:rPr>
+      </w:pPr>
+      <w:r>
+        <w:rPr>
+          <w:rFonts w:ascii="Times New Roman" w:hAnsi="Times New Roman"/>
+          <w:sz w:val="30"/>
+          <w:szCs w:val="30"/>
+        </w:rPr>
+      </w:r>
+    </w:p>
+    <w:p>
+      <w:pPr>
+        <w:pStyle w:val="Normal"/>
+        <w:widowControl/>
+        <w:suppressAutoHyphens w:val="true"/>
+        <w:overflowPunct w:val="true"/>
         <w:bidi w:val="0"/>
         <w:spacing w:before="0" w:after="0"/>
         <w:ind w:hanging="0" w:start="-540" w:end="-449"/>
@@ -3957,7 +3957,7 @@
         <w:pStyle w:val="Normal"/>
         <w:widowControl/>
         <w:suppressAutoHyphens w:val="true"/>
-        <w:overflowPunct w:val="false"/>
+        <w:overflowPunct w:val="true"/>
         <w:bidi w:val="0"/>
         <w:spacing w:before="0" w:after="0"/>
         <w:ind w:hanging="0" w:start="-540" w:end="-449"/>
@@ -4013,7 +4013,7 @@
     <w:pPr>
       <w:widowControl/>
       <w:suppressAutoHyphens w:val="true"/>
-      <w:overflowPunct w:val="false"/>
+      <w:overflowPunct w:val="true"/>
       <w:bidi w:val="0"/>
       <w:spacing w:before="0" w:after="0"/>
       <w:jc w:val="start"/>
@@ -4060,8 +4060,8 @@
       <w:iCs/>
     </w:rPr>
   </w:style>
-  <w:style w:type="character" w:styleId="Bulletsuser">
-    <w:name w:val="Bullets (user)"/>
+  <w:style w:type="character" w:styleId="Bullets">
+    <w:name w:val="Bullets"/>
     <w:qFormat/>
     <w:rPr>
       <w:rFonts w:ascii="OpenSymbol" w:hAnsi="OpenSymbol" w:eastAsia="OpenSymbol" w:cs="OpenSymbol"/>
